--- a/tillsyn/A 19645-2026 tillsynsbegäran.docx
+++ b/tillsyn/A 19645-2026 tillsynsbegäran.docx
@@ -496,7 +496,7 @@
     <w:r>
       <w:tab/>
       <w:tab/>
-      <w:t>2026-04-23</w:t>
+      <w:t>2026-04-24</w:t>
       <w:br/>
       <w:br/>
     </w:r>

--- a/tillsyn/A 19645-2026 tillsynsbegäran.docx
+++ b/tillsyn/A 19645-2026 tillsynsbegäran.docx
@@ -496,7 +496,7 @@
     <w:r>
       <w:tab/>
       <w:tab/>
-      <w:t>2026-04-24</w:t>
+      <w:t>2026-04-25</w:t>
       <w:br/>
       <w:br/>
     </w:r>

--- a/tillsyn/A 19645-2026 tillsynsbegäran.docx
+++ b/tillsyn/A 19645-2026 tillsynsbegäran.docx
@@ -496,7 +496,7 @@
     <w:r>
       <w:tab/>
       <w:tab/>
-      <w:t>2026-04-25</w:t>
+      <w:t>2026-04-26</w:t>
       <w:br/>
       <w:br/>
     </w:r>

--- a/tillsyn/A 19645-2026 tillsynsbegäran.docx
+++ b/tillsyn/A 19645-2026 tillsynsbegäran.docx
@@ -496,7 +496,7 @@
     <w:r>
       <w:tab/>
       <w:tab/>
-      <w:t>2026-05-16</w:t>
+      <w:t>2026-05-17</w:t>
       <w:br/>
       <w:br/>
     </w:r>

--- a/tillsyn/A 19645-2026 tillsynsbegäran.docx
+++ b/tillsyn/A 19645-2026 tillsynsbegäran.docx
@@ -496,7 +496,7 @@
     <w:r>
       <w:tab/>
       <w:tab/>
-      <w:t>2026-05-17</w:t>
+      <w:t>2026-05-18</w:t>
       <w:br/>
       <w:br/>
     </w:r>

--- a/tillsyn/A 19645-2026 tillsynsbegäran.docx
+++ b/tillsyn/A 19645-2026 tillsynsbegäran.docx
@@ -496,7 +496,7 @@
     <w:r>
       <w:tab/>
       <w:tab/>
-      <w:t>2026-05-18</w:t>
+      <w:t>2026-05-19</w:t>
       <w:br/>
       <w:br/>
     </w:r>

--- a/tillsyn/A 19645-2026 tillsynsbegäran.docx
+++ b/tillsyn/A 19645-2026 tillsynsbegäran.docx
@@ -496,7 +496,7 @@
     <w:r>
       <w:tab/>
       <w:tab/>
-      <w:t>2026-05-19</w:t>
+      <w:t>2026-05-20</w:t>
       <w:br/>
       <w:br/>
     </w:r>

--- a/tillsyn/A 19645-2026 tillsynsbegäran.docx
+++ b/tillsyn/A 19645-2026 tillsynsbegäran.docx
@@ -496,7 +496,7 @@
     <w:r>
       <w:tab/>
       <w:tab/>
-      <w:t>2026-05-20</w:t>
+      <w:t>2026-05-21</w:t>
       <w:br/>
       <w:br/>
     </w:r>

--- a/tillsyn/A 19645-2026 tillsynsbegäran.docx
+++ b/tillsyn/A 19645-2026 tillsynsbegäran.docx
@@ -496,7 +496,7 @@
     <w:r>
       <w:tab/>
       <w:tab/>
-      <w:t>2026-05-21</w:t>
+      <w:t>2026-05-22</w:t>
       <w:br/>
       <w:br/>
     </w:r>

--- a/tillsyn/A 19645-2026 tillsynsbegäran.docx
+++ b/tillsyn/A 19645-2026 tillsynsbegäran.docx
@@ -496,7 +496,7 @@
     <w:r>
       <w:tab/>
       <w:tab/>
-      <w:t>2026-05-22</w:t>
+      <w:t>2026-05-23</w:t>
       <w:br/>
       <w:br/>
     </w:r>

--- a/tillsyn/A 19645-2026 tillsynsbegäran.docx
+++ b/tillsyn/A 19645-2026 tillsynsbegäran.docx
@@ -496,7 +496,7 @@
     <w:r>
       <w:tab/>
       <w:tab/>
-      <w:t>2026-05-23</w:t>
+      <w:t>2026-05-24</w:t>
       <w:br/>
       <w:br/>
     </w:r>

--- a/tillsyn/A 19645-2026 tillsynsbegäran.docx
+++ b/tillsyn/A 19645-2026 tillsynsbegäran.docx
@@ -496,7 +496,7 @@
     <w:r>
       <w:tab/>
       <w:tab/>
-      <w:t>2026-05-24</w:t>
+      <w:t>2026-05-25</w:t>
       <w:br/>
       <w:br/>
     </w:r>

--- a/tillsyn/A 19645-2026 tillsynsbegäran.docx
+++ b/tillsyn/A 19645-2026 tillsynsbegäran.docx
@@ -496,7 +496,7 @@
     <w:r>
       <w:tab/>
       <w:tab/>
-      <w:t>2026-05-25</w:t>
+      <w:t>2026-05-26</w:t>
       <w:br/>
       <w:br/>
     </w:r>

--- a/tillsyn/A 19645-2026 tillsynsbegäran.docx
+++ b/tillsyn/A 19645-2026 tillsynsbegäran.docx
@@ -496,7 +496,7 @@
     <w:r>
       <w:tab/>
       <w:tab/>
-      <w:t>2026-05-26</w:t>
+      <w:t>2026-05-27</w:t>
       <w:br/>
       <w:br/>
     </w:r>

--- a/tillsyn/A 19645-2026 tillsynsbegäran.docx
+++ b/tillsyn/A 19645-2026 tillsynsbegäran.docx
@@ -496,7 +496,7 @@
     <w:r>
       <w:tab/>
       <w:tab/>
-      <w:t>2026-05-27</w:t>
+      <w:t>2026-05-28</w:t>
       <w:br/>
       <w:br/>
     </w:r>

--- a/tillsyn/A 19645-2026 tillsynsbegäran.docx
+++ b/tillsyn/A 19645-2026 tillsynsbegäran.docx
@@ -496,7 +496,7 @@
     <w:r>
       <w:tab/>
       <w:tab/>
-      <w:t>2026-05-28</w:t>
+      <w:t>2026-05-29</w:t>
       <w:br/>
       <w:br/>
     </w:r>

--- a/tillsyn/A 19645-2026 tillsynsbegäran.docx
+++ b/tillsyn/A 19645-2026 tillsynsbegäran.docx
@@ -496,7 +496,7 @@
     <w:r>
       <w:tab/>
       <w:tab/>
-      <w:t>2026-05-29</w:t>
+      <w:t>2026-05-30</w:t>
       <w:br/>
       <w:br/>
     </w:r>

--- a/tillsyn/A 19645-2026 tillsynsbegäran.docx
+++ b/tillsyn/A 19645-2026 tillsynsbegäran.docx
@@ -496,7 +496,7 @@
     <w:r>
       <w:tab/>
       <w:tab/>
-      <w:t>2026-05-30</w:t>
+      <w:t>2026-05-31</w:t>
       <w:br/>
       <w:br/>
     </w:r>

--- a/tillsyn/A 19645-2026 tillsynsbegäran.docx
+++ b/tillsyn/A 19645-2026 tillsynsbegäran.docx
@@ -496,7 +496,7 @@
     <w:r>
       <w:tab/>
       <w:tab/>
-      <w:t>2026-05-31</w:t>
+      <w:t>2026-06-01</w:t>
       <w:br/>
       <w:br/>
     </w:r>

--- a/tillsyn/A 19645-2026 tillsynsbegäran.docx
+++ b/tillsyn/A 19645-2026 tillsynsbegäran.docx
@@ -35,7 +35,7 @@
     </w:p>
     <w:p>
       <w:r>
-        <w:t>I avverkningsanmälan har följande 2 naturvårdsarter hittats: grön sköldmossa (S, §8) och trådticka (S). Arter som är signalarter enligt Skogsstyrelsen har markerats med (S). För fridlysta arter anges även paragrafen i Artskyddsförordningen som arten är fridlyst enligt.</w:t>
+        <w:t>I avverkningsanmälan har följande 9 naturvårdsarter hittats: tornseglare (EN, §4), hussvala (VU, §4), smålom (NT, §4), spillkråka (NT, §4), grön sköldmossa (S, §8), trådticka (S), enkelbeckasin (§4), mindre flugsnappare (§4) och trana (§4). Av dessa är 4 rödlistade. För rödlistade arter har rödlistekategorin angivits inom parentes. Arter som är signalarter enligt Skogsstyrelsen har markerats med (S). För fridlysta arter anges även paragrafen i Artskyddsförordningen som arten är fridlyst enligt.</w:t>
       </w:r>
     </w:p>
     <w:p>
@@ -50,7 +50,7 @@
       <w:r>
         <w:drawing>
           <wp:inline xmlns:a="http://schemas.openxmlformats.org/drawingml/2006/main" xmlns:pic="http://schemas.openxmlformats.org/drawingml/2006/picture">
-            <wp:extent cx="5486400" cy="5243943"/>
+            <wp:extent cx="5486400" cy="5214361"/>
             <wp:docPr id="1" name="Picture 1"/>
             <wp:cNvGraphicFramePr>
               <a:graphicFrameLocks noChangeAspect="1"/>
@@ -71,7 +71,7 @@
                   <pic:spPr>
                     <a:xfrm>
                       <a:off x="0" y="0"/>
-                      <a:ext cx="5486400" cy="5243943"/>
+                      <a:ext cx="5486400" cy="5214361"/>
                     </a:xfrm>
                     <a:prstGeom prst="rect"/>
                   </pic:spPr>
@@ -129,7 +129,21 @@
     </w:p>
     <w:p>
       <w:r>
-        <w:t>Följande fridlysta arter har sina livsmiljöer och växtplatser i den avverkningsanmälda skogen: grön sköldmossa (S, §8).</w:t>
+        <w:t>Följande fridlysta arter har sina livsmiljöer och växtplatser i den avverkningsanmälda skogen: tornseglare (EN, §4), hussvala (VU, §4), smålom (NT, §4), spillkråka (NT, §4), grön sköldmossa (S, §8), enkelbeckasin (§4), mindre flugsnappare (§4) och trana (§4).</w:t>
+      </w:r>
+    </w:p>
+    <w:p>
+      <w:r>
+        <w:t xml:space="preserve">Observera att medlemsländerna är skyldiga att agera i enlighet med EU:s fågeldirektiv där det uttryckligen står att direktivet gäller för fåglar samt för deras ägg, bon och </w:t>
+      </w:r>
+      <w:r>
+        <w:rPr>
+          <w:b/>
+        </w:rPr>
+        <w:t xml:space="preserve">livsmiljöer </w:t>
+      </w:r>
+      <w:r>
+        <w:t>(artikel 1). Vidare att de åtgärder som vidtas inte får leda till en försämring av den nuvarande situationen beträffande bevarandet av de fågelarter som avses i artikel 1 (artikel 13). Fågeldirektivet är styrande för tillsynsansvariga myndigheters ärendehantering, ställningstaganden och beslutsfattande.</w:t>
       </w:r>
     </w:p>
     <w:p>
@@ -159,6 +173,106 @@
       </w:r>
       <w:r>
         <w:t xml:space="preserve"> och omfattas av EU:s art- och habitatdirektiv bilaga 2 vilket innebär att det finns ett uttalat intresse inom Europeiska unionen att bevara arten. Grön sköldmossa kräver skog som har ett speciellt mikroklimat med hög och jämn luftfuktighet i kombination med rik tillgång på död ved (Nitare &amp; Skogsstyrelsen, 2019; SLU Artdatabanken, 2025). I praktiken handlar det om åtminstone 50 meter med skyddande skog för att undvika uttorkning av marken (Hallingbäck, personligt meddelande 2022-02-24). Grön sköldmossa är en ansvarsart för Sverige då en särskilt stor andel av Europas population finns i landet. Mark- och miljööverdomstolen (MÖD) har i mål nr M 2019-20 (18 februari 2019) slagit fast att grön sköldmossa (§8) är dispenspliktig och att exemplar av arten inte får skadas utan dispens (MÖD, mål nr M 2019-20).</w:t>
+      </w:r>
+    </w:p>
+    <w:p>
+      <w:r>
+        <w:rPr>
+          <w:b/>
+        </w:rPr>
+        <w:t>Mindre flugsnappare (§4)</w:t>
+      </w:r>
+      <w:r>
+        <w:t xml:space="preserve"> är typisk art för </w:t>
+      </w:r>
+      <w:r>
+        <w:rPr>
+          <w:i/>
+        </w:rPr>
+        <w:t>9080 Lövsumpskog</w:t>
+      </w:r>
+      <w:r>
+        <w:t xml:space="preserve"> och omfattas av bilaga 1 EU:s fågeldirektiv. Den häckar i tät, ogallrad och flerskiktad blandskog med hög bonitet och krontäckning. Häckningsplatserna har ofta höga naturvärden knutna till relativt orörda skogar med mycket död ved, rik kryptogamflora och känsligt fältskikt (SLU Artdatabanken, 2024; Skogsstyrelsen, 2016). Arten kräver förstärkt hänsyn och missgynnas av omdaning av naturskog till produktionsskog, särskilt gallring och avverkning av flerskiktade skogsmiljöer med hög andel döda och döende träd på fuktig eller blöt mark skadar livsmiljöerna. Följande åtgärder rekommenderas i Skogsstyrelsens vägledning för hänsyn till mindre flugsnappare (Skogsstyrelsen, 2016).</w:t>
+      </w:r>
+    </w:p>
+    <w:p>
+      <w:pPr>
+        <w:pStyle w:val="ListBullet"/>
+      </w:pPr>
+      <w:r>
+        <w:t>Lämna breda kantzoner (50–100 meter) mot bäckar, sumpskogar, sjöar och myrar.</w:t>
+      </w:r>
+    </w:p>
+    <w:p>
+      <w:pPr>
+        <w:pStyle w:val="ListBullet"/>
+      </w:pPr>
+      <w:r>
+        <w:t>Återställ dikade sumpskogar genom att dämma eller täppta igen diken.</w:t>
+      </w:r>
+    </w:p>
+    <w:p>
+      <w:pPr>
+        <w:pStyle w:val="ListBullet"/>
+      </w:pPr>
+      <w:r>
+        <w:t>Undvik all form av avverkning, inklusive gallring, i sumpskogsmiljöer och spara dem som hänsynsytor.</w:t>
+      </w:r>
+    </w:p>
+    <w:p>
+      <w:pPr>
+        <w:pStyle w:val="ListBullet"/>
+      </w:pPr>
+      <w:r>
+        <w:t>Inom 100 meter från revir av mindre flugsnappare bör det bara ske ett försiktigt virkesuttag.</w:t>
+      </w:r>
+    </w:p>
+    <w:p>
+      <w:pPr>
+        <w:pStyle w:val="ListBullet"/>
+      </w:pPr>
+      <w:r>
+        <w:t>Undvik all form av avverkning i gamla bokskogar av naturskogskaraktär och spara dem som hänsynsytor.</w:t>
+      </w:r>
+    </w:p>
+    <w:p>
+      <w:r>
+        <w:rPr>
+          <w:b/>
+        </w:rPr>
+        <w:t>Spillkråka (§4)</w:t>
+      </w:r>
+      <w:r>
+        <w:t xml:space="preserve"> omfattas av bilaga 1 i EU:s fågeldirektiv och är typisk art för </w:t>
+      </w:r>
+      <w:r>
+        <w:rPr>
+          <w:i/>
+        </w:rPr>
+        <w:t xml:space="preserve">9010 Taiga </w:t>
+      </w:r>
+      <w:r>
+        <w:t>och</w:t>
+      </w:r>
+      <w:r>
+        <w:rPr>
+          <w:i/>
+        </w:rPr>
+        <w:t xml:space="preserve"> 9740 Skogsbevuxen myr</w:t>
+      </w:r>
+      <w:r>
+        <w:t>. Den behöver grova träd, främst tall, asp och bok som boträd. Skogsbruk med korta omloppstider och täta, homogena ungskogar utgör det största hotet. Spillkråka är en nyckelart i skogliga miljöer vars övergivna bohål utnyttjas av flera andra hålhäckande fågelarter och fladdermöss, däribland pärluggla (EN, §4), knipa (§4), salskrake (§4) och skogsduva (§4). Hökuggla (VU, §4) och slaguggla (§4) häckar ofta i högstubbar som brutits av i höjd med ett gammalt spillkråkebo (SLU Artdatabanken, 2026; Skogsstyrelsen, 2016).</w:t>
+      </w:r>
+    </w:p>
+    <w:p>
+      <w:r>
+        <w:rPr>
+          <w:b/>
+        </w:rPr>
+        <w:t>Tornseglare (VU, §4)</w:t>
+      </w:r>
+      <w:r>
+        <w:t xml:space="preserve"> har minskat med 40 (30–50) % under de senaste 24 åren och minskningstakten överstiger gränsvärdet för sårbar (VU). Tornseglaren är en typisk hålhäckare som numera huvudsakligen är knuten till mänsklig bebyggelse. En mindre andel av beståndet häckar i mer ursprungliga miljöer, i första hand i gamla hackspetthål (främst spillkråkehål) och andra typer av håligheter i träd, men även i klippskrevor. I de inre delarna av de två nordligaste länen (Lappland) häckar den huvudsakligen i ren skogsmiljö, framförallt i gammal gles tallskog. För de tornseglare som häckar i träd i Norrlands inland har situationen sannolikt försämrats till följd av minskad mängd hålträd och av stora arealer tät produktionsskog. När arten förekommer i sluten skog handlar det ofta om skyddsvärda skogsmiljöer med äldre tallskog av naturskogskaraktär (SLU Artdatabanken, 2026; Skogsstyrelsen, 2016).</w:t>
       </w:r>
     </w:p>
     <w:p>
@@ -368,6 +482,186 @@
         <w:t>SLU Artdatabanken, Uppsala</w:t>
       </w:r>
     </w:p>
+    <w:p>
+      <w:pPr>
+        <w:pStyle w:val="Heading1"/>
+      </w:pPr>
+      <w:r>
+        <w:t>Mindre flugsnappare – ekologi samt krav på livsmiljön</w:t>
+      </w:r>
+    </w:p>
+    <w:p>
+      <w:r>
+        <w:t xml:space="preserve">Mindre flugsnappare (§4), som omfattas av bilaga 1 EU:s fågeldirektiv och är typisk art för </w:t>
+      </w:r>
+      <w:r>
+        <w:rPr>
+          <w:i/>
+        </w:rPr>
+        <w:t>9080 Lövsumpskog</w:t>
+      </w:r>
+      <w:r>
+        <w:t>, förekommer spritt men sällsynt i större delen av landet men är vanligast i södra Sverige och utmed Norrlandskusten. Den häckar i tät, ogallrad och flerskiktad blandskog med hög bonitet och krontäckning. Reviren är ofta belägna nära stränder, kärr eller bäckar där marken är fuktig eller vattendränkt och i många fall finns det rikligt med död ved i form av högstubbar. Trädslagsfördelningen har mindre betydelse än skogens struktur, och häckningar sker såväl i ädellövskog (i södra Sverige ofta i bokskog) som i nästan ren granskog (SLU Artdatabanken, 2024; Skogsstyrelsen, 2016).</w:t>
+      </w:r>
+    </w:p>
+    <w:p>
+      <w:r>
+        <w:t>Reviret är litet, omkring 1 hektar, och arten kan därför häcka även i små områden med lämplig miljö, till exempel bokbackar insprängda i annan skog. Däremot bör detta reviret ansluta till större områden med sammanhängande skog, eftersom arten undviker bryn mot öppen mark. Boet placeras oftast i döda träd, i håligheter och bakom barkflagor eller liknande (Skogsstyrelsen, 2016).</w:t>
+      </w:r>
+    </w:p>
+    <w:p>
+      <w:r>
+        <w:t>Häckningsplatser för mindre flugsnappare har ofta höga naturvärden knutna till relativt orörda skogar med mycket död ved, rik kryptogamflora och känsligt fältskikt. Mindre flugsnappare kräver förstärkt hänsyn och missgynnas av omdaning av naturskog till produktionsskog, särskilt gallring och avverkning av flerskiktade skogsmiljöer med hög andel döda och döende träd på fuktig eller blöt mark. I södra Sverige missgynnas arten av underröjning och gallring av flerskiktad bokskog. Följande åtgärder rekommenderas i Skogsstyrelsens vägledning för hänsyn till mindre flugsnappare (Skogsstyrelsen, 2016).</w:t>
+      </w:r>
+    </w:p>
+    <w:p>
+      <w:pPr>
+        <w:pStyle w:val="ListBullet"/>
+      </w:pPr>
+      <w:r>
+        <w:t>Lämna breda kantzoner (50–100 meter) mot bäckar, sumpskogar, sjöar och myrar.</w:t>
+      </w:r>
+    </w:p>
+    <w:p>
+      <w:pPr>
+        <w:pStyle w:val="ListBullet"/>
+      </w:pPr>
+      <w:r>
+        <w:t>Återställ dikade sumpskogar genom att dämma eller täppta igen diken.</w:t>
+      </w:r>
+    </w:p>
+    <w:p>
+      <w:pPr>
+        <w:pStyle w:val="ListBullet"/>
+      </w:pPr>
+      <w:r>
+        <w:t>Undvik all form av avverkning, inklusive gallring, i sumpskogsmiljöer och spara dem som hänsynsytor.</w:t>
+      </w:r>
+    </w:p>
+    <w:p>
+      <w:pPr>
+        <w:pStyle w:val="ListBullet"/>
+      </w:pPr>
+      <w:r>
+        <w:t>Inom 100 meter från revir av mindre flugsnappare bör det bara ske ett försiktigt virkesuttag.</w:t>
+      </w:r>
+    </w:p>
+    <w:p>
+      <w:pPr>
+        <w:pStyle w:val="ListBullet"/>
+      </w:pPr>
+      <w:r>
+        <w:t>Undvik all form av avverkning i gamla bokskogar av naturskogskaraktär och spara dem som hänsynsytor.</w:t>
+      </w:r>
+    </w:p>
+    <w:p>
+      <w:pPr>
+        <w:pStyle w:val="Heading2"/>
+      </w:pPr>
+      <w:r>
+        <w:t>Referenser – mindre flugsnappare</w:t>
+      </w:r>
+    </w:p>
+    <w:p>
+      <w:r>
+        <w:t xml:space="preserve">Skogsstyrelsen, 2016. </w:t>
+      </w:r>
+      <w:r>
+        <w:rPr>
+          <w:i/>
+        </w:rPr>
+        <w:t xml:space="preserve">Vägledning för hänsyn till mindre flugsnappare. </w:t>
+      </w:r>
+      <w:r>
+        <w:t>Vägledningar och kunskapsstöd artskydd - Skogsstyrelsen</w:t>
+      </w:r>
+    </w:p>
+    <w:p>
+      <w:r>
+        <w:t>SLU Artdatabanken, 2024.</w:t>
+      </w:r>
+      <w:r>
+        <w:rPr>
+          <w:i/>
+        </w:rPr>
+        <w:t xml:space="preserve"> Artfakta: mindre flugsnappare (Ficedula parva). </w:t>
+      </w:r>
+      <w:r>
+        <w:t>https://artfakta.se/taxa/100058</w:t>
+      </w:r>
+    </w:p>
+    <w:p>
+      <w:pPr>
+        <w:pStyle w:val="Heading1"/>
+      </w:pPr>
+      <w:r>
+        <w:t>Spillkråka – ekologi samt krav på livsmiljön</w:t>
+      </w:r>
+    </w:p>
+    <w:p>
+      <w:r>
+        <w:t xml:space="preserve">Spillkråka (§4) ingår i bilaga 1 EU:s fågeldirektiv och är typisk art för </w:t>
+      </w:r>
+      <w:r>
+        <w:rPr>
+          <w:i/>
+        </w:rPr>
+        <w:t xml:space="preserve">9010 Taiga </w:t>
+      </w:r>
+      <w:r>
+        <w:t>och</w:t>
+      </w:r>
+      <w:r>
+        <w:rPr>
+          <w:i/>
+        </w:rPr>
+        <w:t xml:space="preserve"> 9740 Skogsbevuxen myr</w:t>
+      </w:r>
+      <w:r>
+        <w:t>. Den lever i både barr- och blandskog liksom i ren lövskog. De tätaste populationerna tenderar att finnas i äldre, variationsrik blandskog med gott om död ved och gamla träd. Varje par utnyttjar 400–1000 hektar skog beroende på skogens kvalitet. Skogsbruk med korta omloppstider och täta, homogena ungskogar utgör det största hotet (SLU Artdatabanken, 2026).</w:t>
+      </w:r>
+    </w:p>
+    <w:p>
+      <w:r>
+        <w:t>Spillkråka är en nyckelart i skogliga miljöer vars övergivna bohål utnyttjas av flera andra hålhäckande fågelarter och fladdermöss, däribland pärluggla (EN, §4), knipa (§4), salskrake (§4) och skogsduva (§4). Hökuggla (VU, §4) och slaguggla (§4) häckar ofta i högstubbar som brutits av i höjd med ett gammalt spillkråkebo (Skogsstyrelsen, 2016).</w:t>
+      </w:r>
+    </w:p>
+    <w:p>
+      <w:pPr>
+        <w:pStyle w:val="Heading2"/>
+      </w:pPr>
+      <w:r>
+        <w:t>Referenser – spillkråka</w:t>
+      </w:r>
+    </w:p>
+    <w:p>
+      <w:r>
+        <w:t xml:space="preserve">Skogsstyrelsen, 2016. </w:t>
+      </w:r>
+      <w:r>
+        <w:rPr>
+          <w:i/>
+        </w:rPr>
+        <w:t xml:space="preserve">Vägledning för hänsyn till spillkråka. </w:t>
+      </w:r>
+      <w:r>
+        <w:t>Vägledningar och kunskapsstöd artskydd – Skogsstyrelsen.</w:t>
+      </w:r>
+    </w:p>
+    <w:p>
+      <w:r>
+        <w:t xml:space="preserve">SLU Artdatabanken, 2026. </w:t>
+      </w:r>
+      <w:r>
+        <w:rPr>
+          <w:i/>
+        </w:rPr>
+        <w:t xml:space="preserve">Artfaktablad. Naturvård – artfakta. </w:t>
+      </w:r>
+      <w:r>
+        <w:t>SLU Artdatabanken, Uppsala.</w:t>
+      </w:r>
+    </w:p>
     <w:sectPr>
       <w:headerReference w:type="even" r:id="rId8"/>
       <w:headerReference w:type="default" r:id="rId9"/>
@@ -496,7 +790,7 @@
     <w:r>
       <w:tab/>
       <w:tab/>
-      <w:t>2026-06-01</w:t>
+      <w:t>2026-06-02</w:t>
       <w:br/>
       <w:br/>
     </w:r>

--- a/tillsyn/A 19645-2026 tillsynsbegäran.docx
+++ b/tillsyn/A 19645-2026 tillsynsbegäran.docx
@@ -35,7 +35,7 @@
     </w:p>
     <w:p>
       <w:r>
-        <w:t>I avverkningsanmälan har följande 9 naturvårdsarter hittats: tornseglare (EN, §4), hussvala (VU, §4), smålom (NT, §4), spillkråka (NT, §4), grön sköldmossa (S, §8), trådticka (S), enkelbeckasin (§4), mindre flugsnappare (§4) och trana (§4). Av dessa är 4 rödlistade. För rödlistade arter har rödlistekategorin angivits inom parentes. Arter som är signalarter enligt Skogsstyrelsen har markerats med (S). För fridlysta arter anges även paragrafen i Artskyddsförordningen som arten är fridlyst enligt.</w:t>
+        <w:t>I avverkningsanmälan har följande 13 naturvårdsarter hittats: tornseglare (EN, §4), hussvala (VU, §4), grönsångare (NT, §4), smålom (NT, §4), spillkråka (NT, §4), svartvit flugsnappare (NT, §4), grön sköldmossa (S, §8), trådticka (S), enkelbeckasin (§4), grönsiska (§4), kungsfågel (§4), mindre flugsnappare (§4) och trana (§4). Av dessa är 6 rödlistade. För rödlistade arter har rödlistekategorin angivits inom parentes. Arter som är signalarter enligt Skogsstyrelsen har markerats med (S). För fridlysta arter anges även paragrafen i Artskyddsförordningen som arten är fridlyst enligt.</w:t>
       </w:r>
     </w:p>
     <w:p>
@@ -50,7 +50,7 @@
       <w:r>
         <w:drawing>
           <wp:inline xmlns:a="http://schemas.openxmlformats.org/drawingml/2006/main" xmlns:pic="http://schemas.openxmlformats.org/drawingml/2006/picture">
-            <wp:extent cx="5486400" cy="5214361"/>
+            <wp:extent cx="5486400" cy="5058170"/>
             <wp:docPr id="1" name="Picture 1"/>
             <wp:cNvGraphicFramePr>
               <a:graphicFrameLocks noChangeAspect="1"/>
@@ -71,7 +71,7 @@
                   <pic:spPr>
                     <a:xfrm>
                       <a:off x="0" y="0"/>
-                      <a:ext cx="5486400" cy="5214361"/>
+                      <a:ext cx="5486400" cy="5058170"/>
                     </a:xfrm>
                     <a:prstGeom prst="rect"/>
                   </pic:spPr>
@@ -129,7 +129,7 @@
     </w:p>
     <w:p>
       <w:r>
-        <w:t>Följande fridlysta arter har sina livsmiljöer och växtplatser i den avverkningsanmälda skogen: tornseglare (EN, §4), hussvala (VU, §4), smålom (NT, §4), spillkråka (NT, §4), grön sköldmossa (S, §8), enkelbeckasin (§4), mindre flugsnappare (§4) och trana (§4).</w:t>
+        <w:t>Följande fridlysta arter har sina livsmiljöer och växtplatser i den avverkningsanmälda skogen: tornseglare (EN, §4), hussvala (VU, §4), grönsångare (NT, §4), smålom (NT, §4), spillkråka (NT, §4), svartvit flugsnappare (NT, §4), grön sköldmossa (S, §8), enkelbeckasin (§4), grönsiska (§4), kungsfågel (§4), mindre flugsnappare (§4) och trana (§4).</w:t>
       </w:r>
     </w:p>
     <w:p>
@@ -173,6 +173,17 @@
       </w:r>
       <w:r>
         <w:t xml:space="preserve"> och omfattas av EU:s art- och habitatdirektiv bilaga 2 vilket innebär att det finns ett uttalat intresse inom Europeiska unionen att bevara arten. Grön sköldmossa kräver skog som har ett speciellt mikroklimat med hög och jämn luftfuktighet i kombination med rik tillgång på död ved (Nitare &amp; Skogsstyrelsen, 2019; SLU Artdatabanken, 2025). I praktiken handlar det om åtminstone 50 meter med skyddande skog för att undvika uttorkning av marken (Hallingbäck, personligt meddelande 2022-02-24). Grön sköldmossa är en ansvarsart för Sverige då en särskilt stor andel av Europas population finns i landet. Mark- och miljööverdomstolen (MÖD) har i mål nr M 2019-20 (18 februari 2019) slagit fast att grön sköldmossa (§8) är dispenspliktig och att exemplar av arten inte får skadas utan dispens (MÖD, mål nr M 2019-20).</w:t>
+      </w:r>
+    </w:p>
+    <w:p>
+      <w:r>
+        <w:rPr>
+          <w:b/>
+        </w:rPr>
+        <w:t>Grönsångare (NT, §4)</w:t>
+      </w:r>
+      <w:r>
+        <w:t xml:space="preserve"> är rödlistad som nära hotad (NT) och fridlyst enligt 4§ artskyddsförordningen. Den har minskat med 17 (6–24) % under de senaste 10 åren och minskningstakten för den svenska populationen bedöms vara nära gränsvärdet för Sårbar (VU). (A2b). Arten häckar i högstammig skog, främst lövskog men även i granskog, i regel utan kraftigare undervegetation. Den förekommer i södra och mellersta Sverige samt i Norrlands kustland norrut till Norrbotten. Förekommer dessutom sällsynt i Norrlands inland (SLU Artdatabanken, 2024). Orsaken till grönsångarens nedgång och är oklar varvid det är viktigt att försiktighetsprincipen enligt 2 kap. 3 § miljöbalken tillämpas för att bevara artens livsmiljöer och vända den negativa trenden.</w:t>
       </w:r>
     </w:p>
     <w:p>
@@ -790,7 +801,7 @@
     <w:r>
       <w:tab/>
       <w:tab/>
-      <w:t>2026-06-02</w:t>
+      <w:t>2026-06-03</w:t>
       <w:br/>
       <w:br/>
     </w:r>

--- a/tillsyn/A 19645-2026 tillsynsbegäran.docx
+++ b/tillsyn/A 19645-2026 tillsynsbegäran.docx
@@ -801,7 +801,7 @@
     <w:r>
       <w:tab/>
       <w:tab/>
-      <w:t>2026-06-03</w:t>
+      <w:t>2026-06-04</w:t>
       <w:br/>
       <w:br/>
     </w:r>

--- a/tillsyn/A 19645-2026 tillsynsbegäran.docx
+++ b/tillsyn/A 19645-2026 tillsynsbegäran.docx
@@ -801,7 +801,7 @@
     <w:r>
       <w:tab/>
       <w:tab/>
-      <w:t>2026-06-04</w:t>
+      <w:t>2026-06-05</w:t>
       <w:br/>
       <w:br/>
     </w:r>

--- a/tillsyn/A 19645-2026 tillsynsbegäran.docx
+++ b/tillsyn/A 19645-2026 tillsynsbegäran.docx
@@ -801,7 +801,7 @@
     <w:r>
       <w:tab/>
       <w:tab/>
-      <w:t>2026-06-05</w:t>
+      <w:t>2026-06-06</w:t>
       <w:br/>
       <w:br/>
     </w:r>

--- a/tillsyn/A 19645-2026 tillsynsbegäran.docx
+++ b/tillsyn/A 19645-2026 tillsynsbegäran.docx
@@ -801,7 +801,7 @@
     <w:r>
       <w:tab/>
       <w:tab/>
-      <w:t>2026-06-06</w:t>
+      <w:t>2026-06-07</w:t>
       <w:br/>
       <w:br/>
     </w:r>

--- a/tillsyn/A 19645-2026 tillsynsbegäran.docx
+++ b/tillsyn/A 19645-2026 tillsynsbegäran.docx
@@ -801,7 +801,7 @@
     <w:r>
       <w:tab/>
       <w:tab/>
-      <w:t>2026-06-07</w:t>
+      <w:t>2026-06-08</w:t>
       <w:br/>
       <w:br/>
     </w:r>

--- a/tillsyn/A 19645-2026 tillsynsbegäran.docx
+++ b/tillsyn/A 19645-2026 tillsynsbegäran.docx
@@ -801,7 +801,7 @@
     <w:r>
       <w:tab/>
       <w:tab/>
-      <w:t>2026-06-08</w:t>
+      <w:t>2026-06-09</w:t>
       <w:br/>
       <w:br/>
     </w:r>

--- a/tillsyn/A 19645-2026 tillsynsbegäran.docx
+++ b/tillsyn/A 19645-2026 tillsynsbegäran.docx
@@ -801,7 +801,7 @@
     <w:r>
       <w:tab/>
       <w:tab/>
-      <w:t>2026-06-09</w:t>
+      <w:t>2026-06-10</w:t>
       <w:br/>
       <w:br/>
     </w:r>

--- a/tillsyn/A 19645-2026 tillsynsbegäran.docx
+++ b/tillsyn/A 19645-2026 tillsynsbegäran.docx
@@ -801,7 +801,7 @@
     <w:r>
       <w:tab/>
       <w:tab/>
-      <w:t>2026-06-10</w:t>
+      <w:t>2026-06-11</w:t>
       <w:br/>
       <w:br/>
     </w:r>

--- a/tillsyn/A 19645-2026 tillsynsbegäran.docx
+++ b/tillsyn/A 19645-2026 tillsynsbegäran.docx
@@ -801,7 +801,7 @@
     <w:r>
       <w:tab/>
       <w:tab/>
-      <w:t>2026-06-11</w:t>
+      <w:t>2026-06-12</w:t>
       <w:br/>
       <w:br/>
     </w:r>

--- a/tillsyn/A 19645-2026 tillsynsbegäran.docx
+++ b/tillsyn/A 19645-2026 tillsynsbegäran.docx
@@ -801,7 +801,7 @@
     <w:r>
       <w:tab/>
       <w:tab/>
-      <w:t>2026-06-12</w:t>
+      <w:t>2026-06-13</w:t>
       <w:br/>
       <w:br/>
     </w:r>

--- a/tillsyn/A 19645-2026 tillsynsbegäran.docx
+++ b/tillsyn/A 19645-2026 tillsynsbegäran.docx
@@ -801,7 +801,7 @@
     <w:r>
       <w:tab/>
       <w:tab/>
-      <w:t>2026-06-13</w:t>
+      <w:t>2026-06-14</w:t>
       <w:br/>
       <w:br/>
     </w:r>

--- a/tillsyn/A 19645-2026 tillsynsbegäran.docx
+++ b/tillsyn/A 19645-2026 tillsynsbegäran.docx
@@ -801,7 +801,7 @@
     <w:r>
       <w:tab/>
       <w:tab/>
-      <w:t>2026-06-15</w:t>
+      <w:t>2026-06-16</w:t>
       <w:br/>
       <w:br/>
     </w:r>

--- a/tillsyn/A 19645-2026 tillsynsbegäran.docx
+++ b/tillsyn/A 19645-2026 tillsynsbegäran.docx
@@ -801,7 +801,7 @@
     <w:r>
       <w:tab/>
       <w:tab/>
-      <w:t>2026-06-16</w:t>
+      <w:t>2026-06-17</w:t>
       <w:br/>
       <w:br/>
     </w:r>

--- a/tillsyn/A 19645-2026 tillsynsbegäran.docx
+++ b/tillsyn/A 19645-2026 tillsynsbegäran.docx
@@ -1,6 +1,6 @@
 
 <file path=word/document.xml><?xml version="1.0" encoding="utf-8"?>
-<w:document xmlns:wpc="http://schemas.microsoft.com/office/word/2010/wordprocessingCanvas" xmlns:cx="http://schemas.microsoft.com/office/drawing/2014/chartex" xmlns:cx1="http://schemas.microsoft.com/office/drawing/2015/9/8/chartex" xmlns:cx2="http://schemas.microsoft.com/office/drawing/2015/10/21/chartex" xmlns:cx3="http://schemas.microsoft.com/office/drawing/2016/5/9/chartex" xmlns:cx4="http://schemas.microsoft.com/office/drawing/2016/5/10/chartex" xmlns:cx5="http://schemas.microsoft.com/office/drawing/2016/5/11/chartex" xmlns:cx6="http://schemas.microsoft.com/office/drawing/2016/5/12/chartex" xmlns:cx7="http://schemas.microsoft.com/office/drawing/2016/5/13/chartex" xmlns:cx8="http://schemas.microsoft.com/office/drawing/2016/5/14/chartex" xmlns:mc="http://schemas.openxmlformats.org/markup-compatibility/2006" xmlns:aink="http://schemas.microsoft.com/office/drawing/2016/ink" xmlns:am3d="http://schemas.microsoft.com/office/drawing/2017/model3d" xmlns:o="urn:schemas-microsoft-com:office:office" xmlns:oel="http://schemas.microsoft.com/office/2019/extlst" xmlns:r="http://schemas.openxmlformats.org/officeDocument/2006/relationships" xmlns:m="http://schemas.openxmlformats.org/officeDocument/2006/math" xmlns:v="urn:schemas-microsoft-com:vml" xmlns:wp14="http://schemas.microsoft.com/office/word/2010/wordprocessingDrawing" xmlns:wp="http://schemas.openxmlformats.org/drawingml/2006/wordprocessingDrawing" xmlns:w10="urn:schemas-microsoft-com:office:word" xmlns:w="http://schemas.openxmlformats.org/wordprocessingml/2006/main" xmlns:w14="http://schemas.microsoft.com/office/word/2010/wordml" xmlns:w15="http://schemas.microsoft.com/office/word/2012/wordml" xmlns:w16cex="http://schemas.microsoft.com/office/word/2018/wordml/cex" xmlns:w16cid="http://schemas.microsoft.com/office/word/2016/wordml/cid" xmlns:w16="http://schemas.microsoft.com/office/word/2018/wordml" xmlns:w16sdtdh="http://schemas.microsoft.com/office/word/2020/wordml/sdtdatahash" xmlns:w16se="http://schemas.microsoft.com/office/word/2015/wordml/symex" xmlns:wpg="http://schemas.microsoft.com/office/word/2010/wordprocessingGroup" xmlns:wpi="http://schemas.microsoft.com/office/word/2010/wordprocessingInk" xmlns:wne="http://schemas.microsoft.com/office/word/2006/wordml" xmlns:wps="http://schemas.microsoft.com/office/word/2010/wordprocessingShape" mc:Ignorable="w14 w15 w16se w16cid w16 w16cex w16sdtdh wp14">
+<w:document xmlns:wpc="http://schemas.microsoft.com/office/word/2010/wordprocessingCanvas" xmlns:cx="http://schemas.microsoft.com/office/drawing/2014/chartex" xmlns:cx1="http://schemas.microsoft.com/office/drawing/2015/9/8/chartex" xmlns:cx2="http://schemas.microsoft.com/office/drawing/2015/10/21/chartex" xmlns:cx3="http://schemas.microsoft.com/office/drawing/2016/5/9/chartex" xmlns:cx4="http://schemas.microsoft.com/office/drawing/2016/5/10/chartex" xmlns:cx5="http://schemas.microsoft.com/office/drawing/2016/5/11/chartex" xmlns:cx6="http://schemas.microsoft.com/office/drawing/2016/5/12/chartex" xmlns:cx7="http://schemas.microsoft.com/office/drawing/2016/5/13/chartex" xmlns:cx8="http://schemas.microsoft.com/office/drawing/2016/5/14/chartex" xmlns:mc="http://schemas.openxmlformats.org/markup-compatibility/2006" xmlns:aink="http://schemas.microsoft.com/office/drawing/2016/ink" xmlns:am3d="http://schemas.microsoft.com/office/drawing/2017/model3d" xmlns:o="urn:schemas-microsoft-com:office:office" xmlns:oel="http://schemas.microsoft.com/office/2019/extlst" xmlns:r="http://schemas.openxmlformats.org/officeDocument/2006/relationships" xmlns:m="http://schemas.openxmlformats.org/officeDocument/2006/math" xmlns:v="urn:schemas-microsoft-com:vml" xmlns:wp14="http://schemas.microsoft.com/office/word/2010/wordprocessingDrawing" xmlns:wp="http://schemas.openxmlformats.org/drawingml/2006/wordprocessingDrawing" xmlns:w10="urn:schemas-microsoft-com:office:word" xmlns:w="http://schemas.openxmlformats.org/wordprocessingml/2006/main" xmlns:w14="http://schemas.microsoft.com/office/word/2010/wordml" xmlns:w15="http://schemas.microsoft.com/office/word/2012/wordml" xmlns:w16cex="http://schemas.microsoft.com/office/word/2018/wordml/cex" xmlns:w16cid="http://schemas.microsoft.com/office/word/2016/wordml/cid" xmlns:w16="http://schemas.microsoft.com/office/word/2018/wordml" xmlns:w16du="http://schemas.microsoft.com/office/word/2023/wordml/word16du" xmlns:w16sdtdh="http://schemas.microsoft.com/office/word/2020/wordml/sdtdatahash" xmlns:w16sdtfl="http://schemas.microsoft.com/office/word/2024/wordml/sdtformatlock" xmlns:w16se="http://schemas.microsoft.com/office/word/2015/wordml/symex" xmlns:wpg="http://schemas.microsoft.com/office/word/2010/wordprocessingGroup" xmlns:wpi="http://schemas.microsoft.com/office/word/2010/wordprocessingInk" xmlns:wne="http://schemas.microsoft.com/office/word/2006/wordml" xmlns:wps="http://schemas.microsoft.com/office/word/2010/wordprocessingShape" mc:Ignorable="w14 w15 w16se w16cid w16 w16cex w16sdtdh w16sdtfl w16du wp14">
   <w:body>
     <w:p>
       <w:pPr>
@@ -12,35 +12,10 @@
     </w:p>
     <w:p>
       <w:r>
-        <w:t>Detta dokument behandlar höga naturvärden i avverkningsanmälan A 19645-2026 i Ljusnarsbergs kommun. Denna avverkningsanmälan inkom 2026-04-21 00:00:00 och omfattar 20,2 ha.</w:t>
-      </w:r>
-    </w:p>
-    <w:p>
-      <w:r>
-        <w:t>Vi begär härmed att Skogsstyrelsen fattar beslut enligt miljöbalken som säkerställer att skogens höga naturvärden bevaras samt säkerställer att EU-lagstiftning efterlevs och att artskyddsbrott förhindras. Vi önskar även ta del av de ställningstaganden och beslut som myndigheterna meddelar till följd av aktuell avverkningsanmälan och föreningens inlaga (se 34 § förvaltningslagen).</w:t>
-      </w:r>
-    </w:p>
-    <w:p>
-      <w:r>
-        <w:t>Nedan beskrivs fynd av naturvårdsarter och fridlysta arter som gjorts i det avverkningsanmälda området. I BILAGA 1 finns artfakta om fridlysta arter.</w:t>
-      </w:r>
-    </w:p>
-    <w:p>
-      <w:pPr>
-        <w:pStyle w:val="Heading1"/>
-      </w:pPr>
-      <w:r>
-        <w:t>Naturvårdsarter</w:t>
-      </w:r>
-    </w:p>
-    <w:p>
-      <w:r>
-        <w:t>I avverkningsanmälan har följande 13 naturvårdsarter hittats: tornseglare (EN, §4), hussvala (VU, §4), grönsångare (NT, §4), smålom (NT, §4), spillkråka (NT, §4), svartvit flugsnappare (NT, §4), grön sköldmossa (S, §8), trådticka (S), enkelbeckasin (§4), grönsiska (§4), kungsfågel (§4), mindre flugsnappare (§4) och trana (§4). Av dessa är 6 rödlistade. För rödlistade arter har rödlistekategorin angivits inom parentes. Arter som är signalarter enligt Skogsstyrelsen har markerats med (S). För fridlysta arter anges även paragrafen i Artskyddsförordningen som arten är fridlyst enligt.</w:t>
-      </w:r>
-    </w:p>
-    <w:p>
-      <w:r>
-        <w:t>De påträffade naturvårdsarterna är ett tydligt kvitto på att detta rör sig om en skog med höga naturvärden. I Figur 1 visas en karta över det avverkningsanmälda området, där samtliga fyndplatser för naturvårdsarter som finns registrerade på Artportalen har markerats.</w:t>
+        <w:t>Detta dokument behandlar höga naturvärden i avverkningsanmälan A 19645-2026 i Ljusnarsbergs kommun som inkom 2026-04-21 och omfattar 20,2 ha.</w:t>
+      </w:r>
+      <w:r>
+        <w:t xml:space="preserve"> I Figur 1 visas fyndplatser för naturvårdsarter i området, som finns registrerade på Artportalen.</w:t>
       </w:r>
     </w:p>
     <w:p>
@@ -50,7 +25,7 @@
       <w:r>
         <w:drawing>
           <wp:inline xmlns:a="http://schemas.openxmlformats.org/drawingml/2006/main" xmlns:pic="http://schemas.openxmlformats.org/drawingml/2006/picture">
-            <wp:extent cx="5486400" cy="5058170"/>
+            <wp:extent cx="5486400" cy="5025314"/>
             <wp:docPr id="1" name="Picture 1"/>
             <wp:cNvGraphicFramePr>
               <a:graphicFrameLocks noChangeAspect="1"/>
@@ -71,7 +46,7 @@
                   <pic:spPr>
                     <a:xfrm>
                       <a:off x="0" y="0"/>
-                      <a:ext cx="5486400" cy="5058170"/>
+                      <a:ext cx="5486400" cy="5025314"/>
                     </a:xfrm>
                     <a:prstGeom prst="rect"/>
                   </pic:spPr>
@@ -85,38 +60,30 @@
     <w:p>
       <w:pPr>
         <w:pStyle w:val="Caption"/>
+        <w:spacing w:after="240"/>
       </w:pPr>
       <w:r>
-        <w:t>Figur 1. Fyndplatser för naturvårdsarter i det avverkningsanmälda området (röd linje). Markörer utan svart kant är placerade på fyndplatsen. Markörer med svart kant är placerade vid sidan av fyndplatsen och har ett svart streck som visar fyndplatsens exakta position. Kartans mittpunktskoordinat är N 6631049, E 498542 i SWEREF 99 TM.</w:t>
+        <w:t>Figur 1. Fyndplatser för naturvårdsarter i avverkningsanmälan (röd linje). Inom parentes anges rödlistekategorier, S för signalarter, Tför typiska arter och fridlysningsparagrafer i artskyddsförordningen.Markörer utan svart kant är placerade på fyndplatsen. Markörer med svart kant är placerade vid sidan av fyndplatsen och har ett svart streck som visar fyndplatsens exakta position. Kartans mittpunktskoordinat är N 6631049, E 498542 i SWEREF 99 TM.</w:t>
       </w:r>
     </w:p>
     <w:p>
       <w:r>
-        <w:rPr>
-          <w:b/>
-        </w:rPr>
-        <w:t xml:space="preserve">Trådticka </w:t>
-      </w:r>
-      <w:r>
-        <w:t xml:space="preserve">är knuten till grova granar i rikare ofta fuktiga miljöer. Den återfinns på både levande och döda träd samt stubbar och nyligen fallna träd. Karaktärsart för äldre fuktiga granskogsbiotoper, och i stor mängd är den en bra signalart för miljöer med andra rödlistade arter. Trådticka är typisk art för </w:t>
-      </w:r>
-      <w:r>
-        <w:rPr>
-          <w:i/>
-        </w:rPr>
-        <w:t xml:space="preserve">9010 Taiga </w:t>
-      </w:r>
-      <w:r>
-        <w:t xml:space="preserve">och </w:t>
-      </w:r>
-      <w:r>
-        <w:rPr>
-          <w:i/>
-        </w:rPr>
-        <w:t xml:space="preserve">9050 Näringsrik granskog </w:t>
-      </w:r>
-      <w:r>
-        <w:t>(SLU Artdatabanken, 2025).</w:t>
+        <w:t>Vi begär härmed att Skogsstyrelsen fattar beslut enligt miljöbalken som säkerställer att skogens höga naturvärden bevaras samt att EU-lagstiftning efterlevs och att artskyddsbrott förhindras.</w:t>
+      </w:r>
+    </w:p>
+    <w:p>
+      <w:r>
+        <w:t>Vi begär vidare att Skogsstyrelsen säkerställer att inga skador eller försämringar av naturtypens bevarandestatus i området tillåts ske. Se Rådets direktiv 92/43/EEG samt ickeförsämringskravet i EU:s naturrestaureringsförordning (EU 2024/1991).</w:t>
+      </w:r>
+    </w:p>
+    <w:p>
+      <w:r>
+        <w:t>Vi önskar även ta del av de ställningstaganden och beslut som myndigheten meddelar till följd av aktuell avverkningsanmälan och föreningens inlaga (se 34 § förvaltningslagen).</w:t>
+      </w:r>
+    </w:p>
+    <w:p>
+      <w:r>
+        <w:t>Nedan beskrivs fynd av naturvårdsarter och fridlysta arter som gjorts i det avverkningsanmälda området. I BILAGA 1 finns artfakta om fridlysta arter.</w:t>
       </w:r>
     </w:p>
     <w:p>
@@ -124,12 +91,30 @@
         <w:pStyle w:val="Heading1"/>
       </w:pPr>
       <w:r>
-        <w:t>Fridlysta arter</w:t>
+        <w:t>Naturvårdsarter</w:t>
       </w:r>
     </w:p>
     <w:p>
       <w:r>
-        <w:t>Följande fridlysta arter har sina livsmiljöer och växtplatser i den avverkningsanmälda skogen: tornseglare (EN, §4), hussvala (VU, §4), grönsångare (NT, §4), smålom (NT, §4), spillkråka (NT, §4), svartvit flugsnappare (NT, §4), grön sköldmossa (S, §8), enkelbeckasin (§4), grönsiska (§4), kungsfågel (§4), mindre flugsnappare (§4) och trana (§4).</w:t>
+        <w:t>I avverkningsanmälan har följande 14 naturvårdsarter hittats: hussvala (VU, §4), tornseglare (VU, §4), enkelbeckasin (NT, §4), grönsångare (NT, §4), grön sköldmossa (S, T, §8), trådticka (S, T), mindre flugsnappare (T, §4), spillkråka (T, §4), tofsmes (T, §4), grönsiska (§4), kungsfågel (§4), smålom (§4), svartvit flugsnappare (§4) och trana (§4). Av dessa är 4 rödlistade. För rödlistade arter har rödlistekategorin angivits inom parentes. Arter som är signalarter enligt Skogsstyrelsen har markerats med (S). Typiska arter inom Natura 2000 som är kopplade till skogsekosystem har markerats med (T). För fridlysta arter anges även paragrafen i Artskyddsförordningen som arten är fridlyst enligt.</w:t>
+      </w:r>
+    </w:p>
+    <w:p>
+      <w:r>
+        <w:t>De påträffade naturvårdsarterna är ett tydligt kvitto på att det rör sig om en skog med höga naturvärden.</w:t>
+      </w:r>
+    </w:p>
+    <w:p>
+      <w:pPr>
+        <w:pStyle w:val="Heading2"/>
+      </w:pPr>
+      <w:r>
+        <w:t>Fridlysta arter</w:t>
+      </w:r>
+    </w:p>
+    <w:p>
+      <w:r>
+        <w:t>Följande fridlysta arter har sina livsmiljöer och växtplatser i den avverkningsanmälda skogen: hussvala (VU, §4), tornseglare (VU, §4), enkelbeckasin (NT, §4), grönsångare (NT, §4), grön sköldmossa (S, T, §8), mindre flugsnappare (T, §4), spillkråka (T, §4), tofsmes (T, §4), grönsiska (§4), kungsfågel (§4), smålom (§4), svartvit flugsnappare (§4) och trana (§4).</w:t>
       </w:r>
     </w:p>
     <w:p>
@@ -280,15 +265,144 @@
         <w:rPr>
           <w:b/>
         </w:rPr>
-        <w:t>Tornseglare (VU, §4)</w:t>
-      </w:r>
-      <w:r>
-        <w:t xml:space="preserve"> har minskat med 40 (30–50) % under de senaste 24 åren och minskningstakten överstiger gränsvärdet för sårbar (VU). Tornseglaren är en typisk hålhäckare som numera huvudsakligen är knuten till mänsklig bebyggelse. En mindre andel av beståndet häckar i mer ursprungliga miljöer, i första hand i gamla hackspetthål (främst spillkråkehål) och andra typer av håligheter i träd, men även i klippskrevor. I de inre delarna av de två nordligaste länen (Lappland) häckar den huvudsakligen i ren skogsmiljö, framförallt i gammal gles tallskog. För de tornseglare som häckar i träd i Norrlands inland har situationen sannolikt försämrats till följd av minskad mängd hålträd och av stora arealer tät produktionsskog. När arten förekommer i sluten skog handlar det ofta om skyddsvärda skogsmiljöer med äldre tallskog av naturskogskaraktär (SLU Artdatabanken, 2026; Skogsstyrelsen, 2016).</w:t>
+        <w:t>Tofsmes (§4)</w:t>
+      </w:r>
+      <w:r>
+        <w:t xml:space="preserve"> häckar i barr- och blandskog, främst i tallskog. Tofsmes är typisk art för </w:t>
+      </w:r>
+      <w:r>
+        <w:rPr>
+          <w:i/>
+        </w:rPr>
+        <w:t xml:space="preserve">9010 Taiga </w:t>
+      </w:r>
+      <w:r>
+        <w:t>(SLU Artdatabanken, 2025).</w:t>
       </w:r>
     </w:p>
     <w:p>
       <w:r>
+        <w:rPr>
+          <w:b/>
+        </w:rPr>
+        <w:t>Tornseglare (VU, §4)</w:t>
+      </w:r>
+      <w:r>
+        <w:t xml:space="preserve"> har minskat med 40 (30–50) % under de senaste 24 åren och minskningstakten överstiger gränsvärdet för sårbar (VU). Tornseglaren är en typisk hålhäckare som numera huvudsakligen är knuten till mänsklig bebyggelse. En mindre andel av beståndet häckar i mer ursprungliga miljöer, i första hand i gamla hackspetthål (främst spillkråkehål) och andra typer av håligheter i träd, men även i klippskrevor. I de inre delarna av de två nordligaste länen (Lappland) häckar den huvudsakligen i ren skogsmiljö, framförallt i gammal gles tallskog. För de tornseglare som häckar i träd i Norrlands inland har situationen sannolikt försämrats till följd av minskad mängd hålträd och av stora arealer tät produktionsskog. När arten förekommer i sluten skog handlar det ofta om skyddsvärda skogsmiljöer med äldre tallskog av naturskogskaraktär (SLU Artdatabanken, 2026; Skogsstyrelsen, 2016).</w:t>
+      </w:r>
+    </w:p>
+    <w:p>
+      <w:r>
         <w:t>I BILAGA 1 finns mer detaljerad information om ekologi samt krav på livsmiljö hos fridlysta arter.</w:t>
+      </w:r>
+    </w:p>
+    <w:p>
+      <w:pPr>
+        <w:pStyle w:val="Heading2"/>
+      </w:pPr>
+      <w:r>
+        <w:t>Övriga naturvårdsarter</w:t>
+      </w:r>
+    </w:p>
+    <w:p>
+      <w:r>
+        <w:rPr>
+          <w:b/>
+        </w:rPr>
+        <w:t xml:space="preserve">Trådticka </w:t>
+      </w:r>
+      <w:r>
+        <w:t xml:space="preserve">är knuten till grova granar i rikare ofta fuktiga miljöer. Den återfinns på både levande och döda träd samt stubbar och nyligen fallna träd. Karaktärsart för äldre fuktiga granskogsbiotoper, och i stor mängd är den en bra signalart för miljöer med andra rödlistade arter. Trådticka är typisk art för </w:t>
+      </w:r>
+      <w:r>
+        <w:rPr>
+          <w:i/>
+        </w:rPr>
+        <w:t xml:space="preserve">9010 Taiga </w:t>
+      </w:r>
+      <w:r>
+        <w:t xml:space="preserve">och </w:t>
+      </w:r>
+      <w:r>
+        <w:rPr>
+          <w:i/>
+        </w:rPr>
+        <w:t xml:space="preserve">9050 Näringsrik granskog </w:t>
+      </w:r>
+      <w:r>
+        <w:t>(SLU Artdatabanken, 2025).</w:t>
+      </w:r>
+    </w:p>
+    <w:p>
+      <w:pPr>
+        <w:pStyle w:val="Heading1"/>
+      </w:pPr>
+      <w:r>
+        <w:t>Typiska arter och EU:s art- och habitatdirektiv</w:t>
+      </w:r>
+    </w:p>
+    <w:p>
+      <w:r>
+        <w:t>Typiska arter används för att lokalisera områden med gynnsam bevarandestatus för de naturtyper som är listade i EU:s art- och habitatdirektiv. Ett exempel är Västlig taiga (EU-kod 9010) som saknar gynnsam bevarandestatus och minskar starkt som naturtyp i Sverige. Naturvårdsverket skriver i sin vägledning för Västlig taiga att dylika miljöer förutsätter normalt att skogarna skyddas långsiktigt, eftersom skogsbruk inte är förenligt med bevarande av naturtypen i gynnsamt tillstånd (Naturvårdsverket, 2011).</w:t>
+      </w:r>
+    </w:p>
+    <w:p>
+      <w:r>
+        <w:t>Följande typiska arter har sina livsmiljöer och växtplatser i den avverkningsanmälda skogen: grön sköldmossa (S, T, §8), trådticka (S, T), mindre flugsnappare (T, §4), spillkråka (T, §4) och tofsmes (T, §4).</w:t>
+      </w:r>
+    </w:p>
+    <w:p>
+      <w:r>
+        <w:t>Enligt Sveriges Artikel 17 rapportering 2013 och 2019 till EU, har naturtypen Västlig taiga (9010) dålig bevarandestatus med negativ trend inom Sveriges boreala region. Skogsbruksåtgärder som avverkning, röjning och gallring pekas ut som några av de främst bidragande orsakerna till naturtypens dåliga status och negativa trend (SLU Artdatabanken, 2019). I EU:s uppföljning av tillståndet för naturtyperna i Skandinavien 2013 – 2018 framgår det att i den boreala regionen är tillståndet så dåligt för Västlig taiga (9010) att habitatet löper allvarlig risk att försvinna regionalt (EEA, 2022). Det allvarliga läget för den biologiska mångfalden i skogen framhålls även i Skogsstyren rapport 2026/07:</w:t>
+      </w:r>
+    </w:p>
+    <w:p>
+      <w:r>
+        <w:rPr>
+          <w:i/>
+        </w:rPr>
+        <w:t>"All avverkning av kända skogliga värdekärnor och sannolika kontinuitetsskogar behöver upphöra för att fylla bristen om 1,56 miljoner hektar bevarad livsmiljötyp. På grund av begränsade kvarvarande arealer av värdekärnor, naturskogar och kontinuitetsskogar leder fortsatt förlust av dessa till en påtaglig risk för långsiktigt negativa effekter för biologisk mångfald i skogslandskapet. Att de återstående arealerna bevaras och ges ett långsiktigt skydd bedöms därför vara av avgörande betydelse."</w:t>
+      </w:r>
+      <w:r>
+        <w:t xml:space="preserve"> (Skogsstyrelsen, 2026).</w:t>
+      </w:r>
+    </w:p>
+    <w:p>
+      <w:r>
+        <w:t>Trots detta har statusen för Västlig taiga ändrats till otillräcklig i stället för dålig i den senaste Artikel 17 rapporteringen 2025. Av Naturvårdsverkets rapport framgår det dock att de ändrade statusbedömningarna jämfört med rapporteringen 2019 inte beror på faktiska miljöförändringar. Ändringarna är av teknisk karaktär och främst en följd av resultaten från genomförda regeringsuppdrag och beslut inför rapporteringen 2025. Det är alltså politisk styrning i stället för faktiska förhållanden i naturen som ändrat på naturtypernas status i rapporteringen, vilket rimmar dåligt med såväl art- och habitatdirektivets syften och mål som med naturrestaureringsförordningen. I praktiken har dock Sveriges nya sätt att rapportera bevarandestatus till EU inte någon betydelse eftersom Naturvårdsverkets rapportering 2025 visar att Västlig taiga</w:t>
+      </w:r>
+      <w:r>
+        <w:rPr>
+          <w:b/>
+        </w:rPr>
+        <w:t xml:space="preserve"> </w:t>
+      </w:r>
+      <w:r>
+        <w:t>inte har gynnsam bevarandestatus.</w:t>
+      </w:r>
+    </w:p>
+    <w:p>
+      <w:r>
+        <w:t>Åtgärder som vidtas i enlighet med art- och habitatdirektivet ska enligt Artikel 2 syfta till att bibehålla eller återställa en gynnsam bevarandestatus hos livsmiljöer samt arter och vilda djur och växter av gemenskapsintresse. Enligt prejudikat från EU-domstolen ska en skogsbruksverksamhet utföras på ett sådant sätt som utgör ett förebyggande och hållbart skogsbruk för att betraktas som förenlig med bevarandekraven i direktivet (se EU-domstolens dom i de förenade målen C 473-19 och C 474-19).</w:t>
+      </w:r>
+    </w:p>
+    <w:p>
+      <w:r>
+        <w:t xml:space="preserve">Av artikel 1.e samma direktiv framgår att en livsmiljös bevarandestatus anses " gynnsam" när — dess naturliga utbredningsområde och de ytor den täcker inom detta område är stabila eller ökande, och — den särskilda struktur och de särskilda funktioner som är nödvändiga för att den skall kunna bibehållas på lång sikt finns, och sannolikt kommer att finnas under en överskådlig framtid, och — bevarandestatusen hos dess </w:t>
+      </w:r>
+      <w:r>
+        <w:rPr>
+          <w:b/>
+        </w:rPr>
+        <w:t>typiska arter</w:t>
+      </w:r>
+      <w:r>
+        <w:t xml:space="preserve"> är gynnsam enligt definitionen i artikel 1.i.</w:t>
+      </w:r>
+    </w:p>
+    <w:p>
+      <w:r>
+        <w:t>EU-direktiv är bindande för EU:s medlemsländer varvid det ankommer på Skogsstyrelsen som nationell tillsynsmyndighet att beakta syftet med EU:s art- och habitatdirektiv vid prövningen av en skogsbruksverksamhet, se Rådets direktiv 92/43/EEG. Se ytterligare information om EU:s livsmiljödirektiv i bilaga 2.</w:t>
       </w:r>
     </w:p>
     <w:p>
@@ -671,6 +785,254 @@
       </w:r>
       <w:r>
         <w:t>SLU Artdatabanken, Uppsala.</w:t>
+      </w:r>
+    </w:p>
+    <w:p>
+      <w:r>
+        <w:br w:type="page"/>
+      </w:r>
+    </w:p>
+    <w:p>
+      <w:pPr>
+        <w:pStyle w:val="Title"/>
+      </w:pPr>
+      <w:r>
+        <w:t>BILAGA 2 – EU:s art- och habitatdirektiv, fågeldirektiv och naturrestaureringsförordning</w:t>
+      </w:r>
+    </w:p>
+    <w:p>
+      <w:pPr>
+        <w:pStyle w:val="Heading2"/>
+      </w:pPr>
+      <w:r>
+        <w:t>Förenlighet med EU-direktiv</w:t>
+      </w:r>
+    </w:p>
+    <w:p>
+      <w:r>
+        <w:t>EU-direktiv är bindande för EU:s medlemsländer varvid det ankommer på Skogsstyrelsen som nationell tillsynsmyndighet att beakta syftet med EU:s art- och habitatdirektiv respektive fågeldirektiv vid prövningen av en skogsbruksverksamhet, se Rådets direktiv 92/43/EEG samt 2009/147/EG. Nationella regler som omfattas av ett EU-direktiv ska enligt fast rättspraxis tolkas i enlighet med direktivet, vilket medför en skyldighet för myndigheten att tolka bestämmelser i nationell rätt i ljuset av direktivets ordalydelse, sammanhang och de mål som eftersträvas med direktivet (se EU-domstolens dom i mål C 477/19).</w:t>
+      </w:r>
+    </w:p>
+    <w:p>
+      <w:r>
+        <w:t>EU:s medlemsstater åläggs i Artikel 3 i fågeldirektivet generella skyldigheter avseende skydd, bevarande och återställande av tillräckligt stora och varierande livsmiljöer för de fågelarter som omfattas av direktivet. Medlemsstaterna ska vidta de åtgärder som är nödvändiga för att bibehålla populationen av fågelarterna på en nivå som svarar särskilt mot ekologiska, vetenskapliga och kulturella behov, eller återupprätta populationen av dessa arter till en sådan nivå (se Europaparlamentets och rådets direktiv 2009/147/EG).</w:t>
+      </w:r>
+    </w:p>
+    <w:p>
+      <w:r>
+        <w:t>Åtgärder som vidtas i enlighet med art- och habitatdirektivet (92/43/EEG) ska enligt Artikel 2 syfta till att bibehålla eller återställa en gynnsam bevarandestatus hos livsmiljöer samt arter och vilda djur och växter av gemenskapsintresse. Enligt prejudikat från EU-domstolen ska en skogsbruksverksamhet utföras på ett sådant sätt som utgör ett förebyggande och hållbart skogsbruk för att betraktas som förenlig med bevarandekraven i direktivet (se EU-domstolens dom i de förenade målen C 473-19 och C 474-19).</w:t>
+      </w:r>
+    </w:p>
+    <w:p>
+      <w:r>
+        <w:t xml:space="preserve">Av artikel 1.e samma direktiv framgår att en livsmiljös bevarandestatus anses " gynnsam" när — dess naturliga utbredningsområde och de ytor den täcker inom detta område är stabila eller ökande, och — den särskilda struktur och de särskilda funktioner som är nödvändiga för att den skall kunna bibehållas på lång sikt finns, och sannolikt kommer att finnas under en överskådlig framtid, och — bevarandestatusen hos dess </w:t>
+      </w:r>
+      <w:r>
+        <w:rPr>
+          <w:b/>
+        </w:rPr>
+        <w:t>typiska arter</w:t>
+      </w:r>
+      <w:r>
+        <w:t xml:space="preserve"> är gynnsam enligt definitionen i artikel 1.i. Typiska arter används för att lokalisera områden med gynnsam bevarandestatus för de naturtyper som ingår i EU:s art- och habitatdirektiv.</w:t>
+      </w:r>
+    </w:p>
+    <w:p>
+      <w:r>
+        <w:t>Västlig taiga (EU-kod 9010) saknar gynnsam bevarandestatus och minskar starkt som naturtyp i Sverige. Naturvårdsverket skriver i sin vägledning för västlig taiga att dylika miljöer förutsätter normalt att skogarna skyddas långsiktigt, eftersom skogsbruk inte är förenligt med bevarande av naturtypen i gynnsamt tillstånd (Naturvårdsverket, 2011). Enligt Sveriges Artikel 17 rapportering 2013 och 2019 till EU, har naturtypen Västlig taiga (9010) dålig bevarandestatus med negativ trend inom Sveriges boreala region. Skogsbruksåtgärder som avverkning, röjning och gallring pekas ut som några av de främst bidragande orsakerna till naturtypens dåliga status och negativa trend (SLU Artdatabanken, 2019). I EU:s uppföljning av tillståndet för naturtyperna i Skandinavien 2013 – 2018 framgår det att i den boreala regionen är tillståndet så dåligt för Västlig taiga (9010) att habitatet löper allvarlig risk att försvinna regionalt (EEA, 2022). Det allvarliga läget för den biologiska mångfalden i skogen framhålls även i Skogsstyren rapport 2026/07:</w:t>
+      </w:r>
+    </w:p>
+    <w:p>
+      <w:r>
+        <w:rPr>
+          <w:i/>
+        </w:rPr>
+        <w:t>"All avverkning av kända skogliga värdekärnor och sannolika kontinuitetsskogar behöver upphöra för att fylla bristen om 1,56 miljoner hektar bevarad livsmiljötyp. På grund av begränsade kvarvarande arealer av värdekärnor, naturskogar och kontinuitetsskogar leder fortsatt förlust av dessa till en påtaglig risk för långsiktigt negativa effekter för biologisk mångfald i skogslandskapet. Att de återstående arealerna bevaras och ges ett långsiktigt skydd bedöms därför vara av avgörande betydelse."</w:t>
+      </w:r>
+      <w:r>
+        <w:t xml:space="preserve"> (Skogsstyrelsen, 2026).</w:t>
+      </w:r>
+    </w:p>
+    <w:p>
+      <w:pPr>
+        <w:pStyle w:val="Caption"/>
+      </w:pPr>
+      <w:r>
+        <w:drawing>
+          <wp:inline xmlns:a="http://schemas.openxmlformats.org/drawingml/2006/main" xmlns:pic="http://schemas.openxmlformats.org/drawingml/2006/picture">
+            <wp:extent cx="5486400" cy="2905862"/>
+            <wp:docPr id="2" name="Picture 2"/>
+            <wp:cNvGraphicFramePr>
+              <a:graphicFrameLocks noChangeAspect="1"/>
+            </wp:cNvGraphicFramePr>
+            <a:graphic>
+              <a:graphicData uri="http://schemas.openxmlformats.org/drawingml/2006/picture">
+                <pic:pic>
+                  <pic:nvPicPr>
+                    <pic:cNvPr id="0" name="uppföljning av västlig taiga.jpeg"/>
+                    <pic:cNvPicPr/>
+                  </pic:nvPicPr>
+                  <pic:blipFill>
+                    <a:blip r:embed="rId17"/>
+                    <a:stretch>
+                      <a:fillRect/>
+                    </a:stretch>
+                  </pic:blipFill>
+                  <pic:spPr>
+                    <a:xfrm>
+                      <a:off x="0" y="0"/>
+                      <a:ext cx="5486400" cy="2905862"/>
+                    </a:xfrm>
+                    <a:prstGeom prst="rect"/>
+                  </pic:spPr>
+                </pic:pic>
+              </a:graphicData>
+            </a:graphic>
+          </wp:inline>
+        </w:drawing>
+      </w:r>
+    </w:p>
+    <w:p>
+      <w:pPr>
+        <w:pStyle w:val="Caption"/>
+      </w:pPr>
+      <w:r>
+        <w:t>EU:s uppföljning av tillståndet för naturtypen Västlig taiga 9010 i Skandinavien 2013 - 2018. Av kartan framgår det att i den boreala regionen är tillståndet så dåligt (röd färg) att habitatet löper allvarlig risk att försvinna regionalt. Källa: European Environment Agency. https:// eunis.eea.europoa.eu/habitats/10176.</w:t>
+      </w:r>
+    </w:p>
+    <w:p>
+      <w:r>
+        <w:t>Trots det allvarliga läget har statusen för Västlig taiga ändrats till otillräcklig i stället för dålig i den senaste Artikel 17 rapporteringen 2025. Av Naturvårdsverkets rapport framgår det dock att de ändrade statusbedömningarna jämfört med rapporteringen 2019 inte beror på faktiska miljöförändringar. Ändringarna är av teknisk karaktär och främst en följd av resultaten från genomförda regeringsuppdrag och beslut inför rapporteringen 2025. Det är alltså politisk styrning i stället för faktiska förhållanden i naturen som ändrat på naturtypernas status i rapporteringen, vilket rimmar dåligt med såväl art- och habitatdirektivets syften och mål som med naturrestaureringsförordningen. I praktiken har dock Sveriges nya sätt att rapportera bevarandestatus till EU inte någon betydelse eftersom Naturvårdsverkets rapportering 2025 visar att Västlig taiga inte har gynnsam bevarandestatus.</w:t>
+      </w:r>
+    </w:p>
+    <w:p>
+      <w:pPr>
+        <w:pStyle w:val="Heading2"/>
+      </w:pPr>
+      <w:r>
+        <w:t>EU:s naturrestaureringsförordning</w:t>
+      </w:r>
+    </w:p>
+    <w:p>
+      <w:r>
+        <w:t>Enligt EU:s naturrestaureringsförordning (EU 2024/1991) ska minst 20 % av landområden och minst 20 % av havsarealen vara restaurerad senast 2030, samt alla ekosystem som är i behov av restaurering senast 2050. Det framgår också av förordningen att det är viktigt att livsmiljötyperna inte försämras innan eller efter att restaureringar genomförts, se exempelvis punkt 37 förordningen.</w:t>
+      </w:r>
+    </w:p>
+    <w:p>
+      <w:r>
+        <w:t>”</w:t>
+      </w:r>
+      <w:r>
+        <w:rPr>
+          <w:i/>
+        </w:rPr>
+        <w:t>Det är viktigt att medlemsstaterna vidtar åtgärder som syftar till att säkerställa att tillståndet för områden som täcks av livsmiljötyper som omfattas av denna förordning och som omfattas av restaureringsåtgärder uppvisar en kontinuerlig förbättring till dess att de uppnår ett gott tillstånd, och att medlemsstaterna vidtar åtgärder som syftar till att säkerställa att dessa livsmiljötyper, när de har uppnått ett gott tillstånd, inte försämras avsevärt, så att det långsiktiga bibehållandet eller uppnåendet av gott tillstånd inte äventyras. (..) Det är också viktigt att medlemsstaterna anstränger sig för att förhindra avsevärd försämring av områden som täcks av sådana livsmiljötyper som antingen redan är i gott skick eller som inte är i gott skick men ännu inte omfattas av restaureringsåtgärder.”</w:t>
+      </w:r>
+    </w:p>
+    <w:p>
+      <w:r>
+        <w:rPr>
+          <w:b/>
+          <w:i/>
+        </w:rPr>
+        <w:t>Artikel 4(12):</w:t>
+      </w:r>
+    </w:p>
+    <w:p>
+      <w:r>
+        <w:rPr>
+          <w:i/>
+        </w:rPr>
+        <w:t>Utan att det påverkar tillämpningen av direktiv 92/43/EEG ska medlemsstaterna, senast den dag då deras nationella restaureringsplaner offentliggörs i enlighet med artikel 17.6 i denna förordning, eftersträva att genomföra de åtgärder som krävs för att förhindra avsevärd försämring av områden där de livsmiljötyper som förtecknas i bilaga I till denna förordning förekommer och som är i gott tillstånd eller som krävs för att uppnå de restaureringsmål som anges i punkt 17 i den här artikeln.</w:t>
+      </w:r>
+    </w:p>
+    <w:p>
+      <w:r>
+        <w:rPr>
+          <w:b/>
+          <w:i/>
+        </w:rPr>
+        <w:t>Artikel 4 (17).   Medlemsstaterna ska säkerställa</w:t>
+      </w:r>
+    </w:p>
+    <w:p>
+      <w:r>
+        <w:rPr>
+          <w:i/>
+        </w:rPr>
+        <w:t>a) en ökning av arealen i gott tillstånd för de livsmiljötyper som förtecknas i bilaga I till dess att minst 90 % är i gott tillstånd och till dess att den gynnsamma referensarealen för varje livsmiljötyp i varje biogeografisk region inom den berörda medlemsstaten har uppnåtts.</w:t>
+      </w:r>
+    </w:p>
+    <w:p>
+      <w:r>
+        <w:t>Referenser</w:t>
+      </w:r>
+    </w:p>
+    <w:p>
+      <w:r>
+        <w:t xml:space="preserve">EEA European Environment Agency, 2022. </w:t>
+      </w:r>
+      <w:r>
+        <w:rPr>
+          <w:i/>
+        </w:rPr>
+        <w:t xml:space="preserve">Western taiga – Conservation status 2013-2018. </w:t>
+      </w:r>
+      <w:r>
+        <w:t>https:// eunis.eea.europoa.eu/habitats/10176.</w:t>
+      </w:r>
+    </w:p>
+    <w:p>
+      <w:r>
+        <w:t>EU-domstolens dom av den 2 juli 2020 i målet C 477/19 (Europeisk hamster) p. 23.</w:t>
+      </w:r>
+    </w:p>
+    <w:p>
+      <w:r>
+        <w:t>EU-domstolens dom av den 4 mars 2021 i de förenade målen C 473-19 och C 474-19 (Skydda skogen) p. 70 och 76.</w:t>
+      </w:r>
+    </w:p>
+    <w:p>
+      <w:r>
+        <w:t>Europaparlamentets och rådets direktiv 2009/147/EG av den 30 november 2009 om bevarande av vilda fåglar.</w:t>
+      </w:r>
+    </w:p>
+    <w:p>
+      <w:r>
+        <w:t>EUROPAPARLAMENTETS OCH RÅDETS FÖRORDNING (EU) 2024/1991 av den 24 juni 2024 om restaurering av natur och om ändring av förordning (EU) 2022/869.</w:t>
+      </w:r>
+    </w:p>
+    <w:p>
+      <w:r>
+        <w:t>Rådets direktiv 92/43/EEG av den 21 mj 1992 om bevarande av livsmiljöer samt vilda djur och växter.</w:t>
+      </w:r>
+    </w:p>
+    <w:p>
+      <w:r>
+        <w:t xml:space="preserve">Skogsstyrelsen, 2026. </w:t>
+      </w:r>
+      <w:r>
+        <w:rPr>
+          <w:i/>
+        </w:rPr>
+        <w:t>Biologisk mångfald i skogen.</w:t>
+      </w:r>
+      <w:r>
+        <w:t xml:space="preserve"> Rapport 2026/07.</w:t>
+      </w:r>
+    </w:p>
+    <w:p>
+      <w:r>
+        <w:t xml:space="preserve">SLU Artdatabanken, 2019. </w:t>
+      </w:r>
+      <w:r>
+        <w:rPr>
+          <w:i/>
+        </w:rPr>
+        <w:t>Sveriges arter och naturtyper i EU:s art- och habitatdirektiv.</w:t>
+      </w:r>
+      <w:r>
+        <w:t xml:space="preserve"> Resultat från rapportering 2019 till EU av bevarandestatus 2013-2018.</w:t>
       </w:r>
     </w:p>
     <w:sectPr>
@@ -691,7 +1053,7 @@
 </file>
 
 <file path=word/endnotes.xml><?xml version="1.0" encoding="utf-8"?>
-<w:endnotes xmlns:wpc="http://schemas.microsoft.com/office/word/2010/wordprocessingCanvas" xmlns:cx="http://schemas.microsoft.com/office/drawing/2014/chartex" xmlns:cx1="http://schemas.microsoft.com/office/drawing/2015/9/8/chartex" xmlns:cx2="http://schemas.microsoft.com/office/drawing/2015/10/21/chartex" xmlns:cx3="http://schemas.microsoft.com/office/drawing/2016/5/9/chartex" xmlns:cx4="http://schemas.microsoft.com/office/drawing/2016/5/10/chartex" xmlns:cx5="http://schemas.microsoft.com/office/drawing/2016/5/11/chartex" xmlns:cx6="http://schemas.microsoft.com/office/drawing/2016/5/12/chartex" xmlns:cx7="http://schemas.microsoft.com/office/drawing/2016/5/13/chartex" xmlns:cx8="http://schemas.microsoft.com/office/drawing/2016/5/14/chartex" xmlns:mc="http://schemas.openxmlformats.org/markup-compatibility/2006" xmlns:aink="http://schemas.microsoft.com/office/drawing/2016/ink" xmlns:am3d="http://schemas.microsoft.com/office/drawing/2017/model3d" xmlns:o="urn:schemas-microsoft-com:office:office" xmlns:oel="http://schemas.microsoft.com/office/2019/extlst" xmlns:r="http://schemas.openxmlformats.org/officeDocument/2006/relationships" xmlns:m="http://schemas.openxmlformats.org/officeDocument/2006/math" xmlns:v="urn:schemas-microsoft-com:vml" xmlns:wp14="http://schemas.microsoft.com/office/word/2010/wordprocessingDrawing" xmlns:wp="http://schemas.openxmlformats.org/drawingml/2006/wordprocessingDrawing" xmlns:w10="urn:schemas-microsoft-com:office:word" xmlns:w="http://schemas.openxmlformats.org/wordprocessingml/2006/main" xmlns:w14="http://schemas.microsoft.com/office/word/2010/wordml" xmlns:w15="http://schemas.microsoft.com/office/word/2012/wordml" xmlns:w16cex="http://schemas.microsoft.com/office/word/2018/wordml/cex" xmlns:w16cid="http://schemas.microsoft.com/office/word/2016/wordml/cid" xmlns:w16="http://schemas.microsoft.com/office/word/2018/wordml" xmlns:w16sdtdh="http://schemas.microsoft.com/office/word/2020/wordml/sdtdatahash" xmlns:w16se="http://schemas.microsoft.com/office/word/2015/wordml/symex" xmlns:wpg="http://schemas.microsoft.com/office/word/2010/wordprocessingGroup" xmlns:wpi="http://schemas.microsoft.com/office/word/2010/wordprocessingInk" xmlns:wne="http://schemas.microsoft.com/office/word/2006/wordml" xmlns:wps="http://schemas.microsoft.com/office/word/2010/wordprocessingShape" mc:Ignorable="w14 w15 w16se w16cid w16 w16cex w16sdtdh wp14">
+<w:endnotes xmlns:wpc="http://schemas.microsoft.com/office/word/2010/wordprocessingCanvas" xmlns:cx="http://schemas.microsoft.com/office/drawing/2014/chartex" xmlns:cx1="http://schemas.microsoft.com/office/drawing/2015/9/8/chartex" xmlns:cx2="http://schemas.microsoft.com/office/drawing/2015/10/21/chartex" xmlns:cx3="http://schemas.microsoft.com/office/drawing/2016/5/9/chartex" xmlns:cx4="http://schemas.microsoft.com/office/drawing/2016/5/10/chartex" xmlns:cx5="http://schemas.microsoft.com/office/drawing/2016/5/11/chartex" xmlns:cx6="http://schemas.microsoft.com/office/drawing/2016/5/12/chartex" xmlns:cx7="http://schemas.microsoft.com/office/drawing/2016/5/13/chartex" xmlns:cx8="http://schemas.microsoft.com/office/drawing/2016/5/14/chartex" xmlns:mc="http://schemas.openxmlformats.org/markup-compatibility/2006" xmlns:aink="http://schemas.microsoft.com/office/drawing/2016/ink" xmlns:am3d="http://schemas.microsoft.com/office/drawing/2017/model3d" xmlns:o="urn:schemas-microsoft-com:office:office" xmlns:oel="http://schemas.microsoft.com/office/2019/extlst" xmlns:r="http://schemas.openxmlformats.org/officeDocument/2006/relationships" xmlns:m="http://schemas.openxmlformats.org/officeDocument/2006/math" xmlns:v="urn:schemas-microsoft-com:vml" xmlns:wp14="http://schemas.microsoft.com/office/word/2010/wordprocessingDrawing" xmlns:wp="http://schemas.openxmlformats.org/drawingml/2006/wordprocessingDrawing" xmlns:w10="urn:schemas-microsoft-com:office:word" xmlns:w="http://schemas.openxmlformats.org/wordprocessingml/2006/main" xmlns:w14="http://schemas.microsoft.com/office/word/2010/wordml" xmlns:w15="http://schemas.microsoft.com/office/word/2012/wordml" xmlns:w16cex="http://schemas.microsoft.com/office/word/2018/wordml/cex" xmlns:w16cid="http://schemas.microsoft.com/office/word/2016/wordml/cid" xmlns:w16="http://schemas.microsoft.com/office/word/2018/wordml" xmlns:w16du="http://schemas.microsoft.com/office/word/2023/wordml/word16du" xmlns:w16sdtdh="http://schemas.microsoft.com/office/word/2020/wordml/sdtdatahash" xmlns:w16sdtfl="http://schemas.microsoft.com/office/word/2024/wordml/sdtformatlock" xmlns:w16se="http://schemas.microsoft.com/office/word/2015/wordml/symex" xmlns:wpg="http://schemas.microsoft.com/office/word/2010/wordprocessingGroup" xmlns:wpi="http://schemas.microsoft.com/office/word/2010/wordprocessingInk" xmlns:wne="http://schemas.microsoft.com/office/word/2006/wordml" xmlns:wps="http://schemas.microsoft.com/office/word/2010/wordprocessingShape" mc:Ignorable="w14 w15 w16se w16cid w16 w16cex w16sdtdh w16sdtfl w16du wp14">
   <w:endnote w:type="separator" w:id="-1">
     <w:p>
       <w:pPr>
@@ -716,7 +1078,7 @@
 </file>
 
 <file path=word/footer1.xml><?xml version="1.0" encoding="utf-8"?>
-<w:ftr xmlns:wpc="http://schemas.microsoft.com/office/word/2010/wordprocessingCanvas" xmlns:cx="http://schemas.microsoft.com/office/drawing/2014/chartex" xmlns:cx1="http://schemas.microsoft.com/office/drawing/2015/9/8/chartex" xmlns:cx2="http://schemas.microsoft.com/office/drawing/2015/10/21/chartex" xmlns:cx3="http://schemas.microsoft.com/office/drawing/2016/5/9/chartex" xmlns:cx4="http://schemas.microsoft.com/office/drawing/2016/5/10/chartex" xmlns:cx5="http://schemas.microsoft.com/office/drawing/2016/5/11/chartex" xmlns:cx6="http://schemas.microsoft.com/office/drawing/2016/5/12/chartex" xmlns:cx7="http://schemas.microsoft.com/office/drawing/2016/5/13/chartex" xmlns:cx8="http://schemas.microsoft.com/office/drawing/2016/5/14/chartex" xmlns:mc="http://schemas.openxmlformats.org/markup-compatibility/2006" xmlns:aink="http://schemas.microsoft.com/office/drawing/2016/ink" xmlns:am3d="http://schemas.microsoft.com/office/drawing/2017/model3d" xmlns:o="urn:schemas-microsoft-com:office:office" xmlns:oel="http://schemas.microsoft.com/office/2019/extlst" xmlns:r="http://schemas.openxmlformats.org/officeDocument/2006/relationships" xmlns:m="http://schemas.openxmlformats.org/officeDocument/2006/math" xmlns:v="urn:schemas-microsoft-com:vml" xmlns:wp14="http://schemas.microsoft.com/office/word/2010/wordprocessingDrawing" xmlns:wp="http://schemas.openxmlformats.org/drawingml/2006/wordprocessingDrawing" xmlns:w10="urn:schemas-microsoft-com:office:word" xmlns:w="http://schemas.openxmlformats.org/wordprocessingml/2006/main" xmlns:w14="http://schemas.microsoft.com/office/word/2010/wordml" xmlns:w15="http://schemas.microsoft.com/office/word/2012/wordml" xmlns:w16cex="http://schemas.microsoft.com/office/word/2018/wordml/cex" xmlns:w16cid="http://schemas.microsoft.com/office/word/2016/wordml/cid" xmlns:w16="http://schemas.microsoft.com/office/word/2018/wordml" xmlns:w16sdtdh="http://schemas.microsoft.com/office/word/2020/wordml/sdtdatahash" xmlns:w16se="http://schemas.microsoft.com/office/word/2015/wordml/symex" xmlns:wpg="http://schemas.microsoft.com/office/word/2010/wordprocessingGroup" xmlns:wpi="http://schemas.microsoft.com/office/word/2010/wordprocessingInk" xmlns:wne="http://schemas.microsoft.com/office/word/2006/wordml" xmlns:wps="http://schemas.microsoft.com/office/word/2010/wordprocessingShape" mc:Ignorable="w14 w15 w16se w16cid w16 w16cex w16sdtdh wp14">
+<w:ftr xmlns:wpc="http://schemas.microsoft.com/office/word/2010/wordprocessingCanvas" xmlns:cx="http://schemas.microsoft.com/office/drawing/2014/chartex" xmlns:cx1="http://schemas.microsoft.com/office/drawing/2015/9/8/chartex" xmlns:cx2="http://schemas.microsoft.com/office/drawing/2015/10/21/chartex" xmlns:cx3="http://schemas.microsoft.com/office/drawing/2016/5/9/chartex" xmlns:cx4="http://schemas.microsoft.com/office/drawing/2016/5/10/chartex" xmlns:cx5="http://schemas.microsoft.com/office/drawing/2016/5/11/chartex" xmlns:cx6="http://schemas.microsoft.com/office/drawing/2016/5/12/chartex" xmlns:cx7="http://schemas.microsoft.com/office/drawing/2016/5/13/chartex" xmlns:cx8="http://schemas.microsoft.com/office/drawing/2016/5/14/chartex" xmlns:mc="http://schemas.openxmlformats.org/markup-compatibility/2006" xmlns:aink="http://schemas.microsoft.com/office/drawing/2016/ink" xmlns:am3d="http://schemas.microsoft.com/office/drawing/2017/model3d" xmlns:o="urn:schemas-microsoft-com:office:office" xmlns:oel="http://schemas.microsoft.com/office/2019/extlst" xmlns:r="http://schemas.openxmlformats.org/officeDocument/2006/relationships" xmlns:m="http://schemas.openxmlformats.org/officeDocument/2006/math" xmlns:v="urn:schemas-microsoft-com:vml" xmlns:wp14="http://schemas.microsoft.com/office/word/2010/wordprocessingDrawing" xmlns:wp="http://schemas.openxmlformats.org/drawingml/2006/wordprocessingDrawing" xmlns:w10="urn:schemas-microsoft-com:office:word" xmlns:w="http://schemas.openxmlformats.org/wordprocessingml/2006/main" xmlns:w14="http://schemas.microsoft.com/office/word/2010/wordml" xmlns:w15="http://schemas.microsoft.com/office/word/2012/wordml" xmlns:w16cex="http://schemas.microsoft.com/office/word/2018/wordml/cex" xmlns:w16cid="http://schemas.microsoft.com/office/word/2016/wordml/cid" xmlns:w16="http://schemas.microsoft.com/office/word/2018/wordml" xmlns:w16du="http://schemas.microsoft.com/office/word/2023/wordml/word16du" xmlns:w16sdtdh="http://schemas.microsoft.com/office/word/2020/wordml/sdtdatahash" xmlns:w16sdtfl="http://schemas.microsoft.com/office/word/2024/wordml/sdtformatlock" xmlns:w16se="http://schemas.microsoft.com/office/word/2015/wordml/symex" xmlns:wpg="http://schemas.microsoft.com/office/word/2010/wordprocessingGroup" xmlns:wpi="http://schemas.microsoft.com/office/word/2010/wordprocessingInk" xmlns:wne="http://schemas.microsoft.com/office/word/2006/wordml" xmlns:wps="http://schemas.microsoft.com/office/word/2010/wordprocessingShape" mc:Ignorable="w14 w15 w16se w16cid w16 w16cex w16sdtdh w16sdtfl w16du wp14">
   <w:p>
     <w:pPr>
       <w:pStyle w:val="Footer"/>
@@ -726,7 +1088,7 @@
 </file>
 
 <file path=word/footer2.xml><?xml version="1.0" encoding="utf-8"?>
-<w:ftr xmlns:wpc="http://schemas.microsoft.com/office/word/2010/wordprocessingCanvas" xmlns:cx="http://schemas.microsoft.com/office/drawing/2014/chartex" xmlns:cx1="http://schemas.microsoft.com/office/drawing/2015/9/8/chartex" xmlns:cx2="http://schemas.microsoft.com/office/drawing/2015/10/21/chartex" xmlns:cx3="http://schemas.microsoft.com/office/drawing/2016/5/9/chartex" xmlns:cx4="http://schemas.microsoft.com/office/drawing/2016/5/10/chartex" xmlns:cx5="http://schemas.microsoft.com/office/drawing/2016/5/11/chartex" xmlns:cx6="http://schemas.microsoft.com/office/drawing/2016/5/12/chartex" xmlns:cx7="http://schemas.microsoft.com/office/drawing/2016/5/13/chartex" xmlns:cx8="http://schemas.microsoft.com/office/drawing/2016/5/14/chartex" xmlns:mc="http://schemas.openxmlformats.org/markup-compatibility/2006" xmlns:aink="http://schemas.microsoft.com/office/drawing/2016/ink" xmlns:am3d="http://schemas.microsoft.com/office/drawing/2017/model3d" xmlns:o="urn:schemas-microsoft-com:office:office" xmlns:oel="http://schemas.microsoft.com/office/2019/extlst" xmlns:r="http://schemas.openxmlformats.org/officeDocument/2006/relationships" xmlns:m="http://schemas.openxmlformats.org/officeDocument/2006/math" xmlns:v="urn:schemas-microsoft-com:vml" xmlns:wp14="http://schemas.microsoft.com/office/word/2010/wordprocessingDrawing" xmlns:wp="http://schemas.openxmlformats.org/drawingml/2006/wordprocessingDrawing" xmlns:w10="urn:schemas-microsoft-com:office:word" xmlns:w="http://schemas.openxmlformats.org/wordprocessingml/2006/main" xmlns:w14="http://schemas.microsoft.com/office/word/2010/wordml" xmlns:w15="http://schemas.microsoft.com/office/word/2012/wordml" xmlns:w16cex="http://schemas.microsoft.com/office/word/2018/wordml/cex" xmlns:w16cid="http://schemas.microsoft.com/office/word/2016/wordml/cid" xmlns:w16="http://schemas.microsoft.com/office/word/2018/wordml" xmlns:w16sdtdh="http://schemas.microsoft.com/office/word/2020/wordml/sdtdatahash" xmlns:w16se="http://schemas.microsoft.com/office/word/2015/wordml/symex" xmlns:wpg="http://schemas.microsoft.com/office/word/2010/wordprocessingGroup" xmlns:wpi="http://schemas.microsoft.com/office/word/2010/wordprocessingInk" xmlns:wne="http://schemas.microsoft.com/office/word/2006/wordml" xmlns:wps="http://schemas.microsoft.com/office/word/2010/wordprocessingShape" mc:Ignorable="w14 w15 w16se w16cid w16 w16cex w16sdtdh wp14">
+<w:ftr xmlns:wpc="http://schemas.microsoft.com/office/word/2010/wordprocessingCanvas" xmlns:cx="http://schemas.microsoft.com/office/drawing/2014/chartex" xmlns:cx1="http://schemas.microsoft.com/office/drawing/2015/9/8/chartex" xmlns:cx2="http://schemas.microsoft.com/office/drawing/2015/10/21/chartex" xmlns:cx3="http://schemas.microsoft.com/office/drawing/2016/5/9/chartex" xmlns:cx4="http://schemas.microsoft.com/office/drawing/2016/5/10/chartex" xmlns:cx5="http://schemas.microsoft.com/office/drawing/2016/5/11/chartex" xmlns:cx6="http://schemas.microsoft.com/office/drawing/2016/5/12/chartex" xmlns:cx7="http://schemas.microsoft.com/office/drawing/2016/5/13/chartex" xmlns:cx8="http://schemas.microsoft.com/office/drawing/2016/5/14/chartex" xmlns:mc="http://schemas.openxmlformats.org/markup-compatibility/2006" xmlns:aink="http://schemas.microsoft.com/office/drawing/2016/ink" xmlns:am3d="http://schemas.microsoft.com/office/drawing/2017/model3d" xmlns:o="urn:schemas-microsoft-com:office:office" xmlns:oel="http://schemas.microsoft.com/office/2019/extlst" xmlns:r="http://schemas.openxmlformats.org/officeDocument/2006/relationships" xmlns:m="http://schemas.openxmlformats.org/officeDocument/2006/math" xmlns:v="urn:schemas-microsoft-com:vml" xmlns:wp14="http://schemas.microsoft.com/office/word/2010/wordprocessingDrawing" xmlns:wp="http://schemas.openxmlformats.org/drawingml/2006/wordprocessingDrawing" xmlns:w10="urn:schemas-microsoft-com:office:word" xmlns:w="http://schemas.openxmlformats.org/wordprocessingml/2006/main" xmlns:w14="http://schemas.microsoft.com/office/word/2010/wordml" xmlns:w15="http://schemas.microsoft.com/office/word/2012/wordml" xmlns:w16cex="http://schemas.microsoft.com/office/word/2018/wordml/cex" xmlns:w16cid="http://schemas.microsoft.com/office/word/2016/wordml/cid" xmlns:w16="http://schemas.microsoft.com/office/word/2018/wordml" xmlns:w16du="http://schemas.microsoft.com/office/word/2023/wordml/word16du" xmlns:w16sdtdh="http://schemas.microsoft.com/office/word/2020/wordml/sdtdatahash" xmlns:w16sdtfl="http://schemas.microsoft.com/office/word/2024/wordml/sdtformatlock" xmlns:w16se="http://schemas.microsoft.com/office/word/2015/wordml/symex" xmlns:wpg="http://schemas.microsoft.com/office/word/2010/wordprocessingGroup" xmlns:wpi="http://schemas.microsoft.com/office/word/2010/wordprocessingInk" xmlns:wne="http://schemas.microsoft.com/office/word/2006/wordml" xmlns:wps="http://schemas.microsoft.com/office/word/2010/wordprocessingShape" mc:Ignorable="w14 w15 w16se w16cid w16 w16cex w16sdtdh w16sdtfl w16du wp14">
   <w:p>
     <w:pPr>
       <w:pStyle w:val="Footer"/>
@@ -736,7 +1098,7 @@
 </file>
 
 <file path=word/footer3.xml><?xml version="1.0" encoding="utf-8"?>
-<w:ftr xmlns:wpc="http://schemas.microsoft.com/office/word/2010/wordprocessingCanvas" xmlns:cx="http://schemas.microsoft.com/office/drawing/2014/chartex" xmlns:cx1="http://schemas.microsoft.com/office/drawing/2015/9/8/chartex" xmlns:cx2="http://schemas.microsoft.com/office/drawing/2015/10/21/chartex" xmlns:cx3="http://schemas.microsoft.com/office/drawing/2016/5/9/chartex" xmlns:cx4="http://schemas.microsoft.com/office/drawing/2016/5/10/chartex" xmlns:cx5="http://schemas.microsoft.com/office/drawing/2016/5/11/chartex" xmlns:cx6="http://schemas.microsoft.com/office/drawing/2016/5/12/chartex" xmlns:cx7="http://schemas.microsoft.com/office/drawing/2016/5/13/chartex" xmlns:cx8="http://schemas.microsoft.com/office/drawing/2016/5/14/chartex" xmlns:mc="http://schemas.openxmlformats.org/markup-compatibility/2006" xmlns:aink="http://schemas.microsoft.com/office/drawing/2016/ink" xmlns:am3d="http://schemas.microsoft.com/office/drawing/2017/model3d" xmlns:o="urn:schemas-microsoft-com:office:office" xmlns:oel="http://schemas.microsoft.com/office/2019/extlst" xmlns:r="http://schemas.openxmlformats.org/officeDocument/2006/relationships" xmlns:m="http://schemas.openxmlformats.org/officeDocument/2006/math" xmlns:v="urn:schemas-microsoft-com:vml" xmlns:wp14="http://schemas.microsoft.com/office/word/2010/wordprocessingDrawing" xmlns:wp="http://schemas.openxmlformats.org/drawingml/2006/wordprocessingDrawing" xmlns:w10="urn:schemas-microsoft-com:office:word" xmlns:w="http://schemas.openxmlformats.org/wordprocessingml/2006/main" xmlns:w14="http://schemas.microsoft.com/office/word/2010/wordml" xmlns:w15="http://schemas.microsoft.com/office/word/2012/wordml" xmlns:w16cex="http://schemas.microsoft.com/office/word/2018/wordml/cex" xmlns:w16cid="http://schemas.microsoft.com/office/word/2016/wordml/cid" xmlns:w16="http://schemas.microsoft.com/office/word/2018/wordml" xmlns:w16sdtdh="http://schemas.microsoft.com/office/word/2020/wordml/sdtdatahash" xmlns:w16se="http://schemas.microsoft.com/office/word/2015/wordml/symex" xmlns:wpg="http://schemas.microsoft.com/office/word/2010/wordprocessingGroup" xmlns:wpi="http://schemas.microsoft.com/office/word/2010/wordprocessingInk" xmlns:wne="http://schemas.microsoft.com/office/word/2006/wordml" xmlns:wps="http://schemas.microsoft.com/office/word/2010/wordprocessingShape" mc:Ignorable="w14 w15 w16se w16cid w16 w16cex w16sdtdh wp14">
+<w:ftr xmlns:wpc="http://schemas.microsoft.com/office/word/2010/wordprocessingCanvas" xmlns:cx="http://schemas.microsoft.com/office/drawing/2014/chartex" xmlns:cx1="http://schemas.microsoft.com/office/drawing/2015/9/8/chartex" xmlns:cx2="http://schemas.microsoft.com/office/drawing/2015/10/21/chartex" xmlns:cx3="http://schemas.microsoft.com/office/drawing/2016/5/9/chartex" xmlns:cx4="http://schemas.microsoft.com/office/drawing/2016/5/10/chartex" xmlns:cx5="http://schemas.microsoft.com/office/drawing/2016/5/11/chartex" xmlns:cx6="http://schemas.microsoft.com/office/drawing/2016/5/12/chartex" xmlns:cx7="http://schemas.microsoft.com/office/drawing/2016/5/13/chartex" xmlns:cx8="http://schemas.microsoft.com/office/drawing/2016/5/14/chartex" xmlns:mc="http://schemas.openxmlformats.org/markup-compatibility/2006" xmlns:aink="http://schemas.microsoft.com/office/drawing/2016/ink" xmlns:am3d="http://schemas.microsoft.com/office/drawing/2017/model3d" xmlns:o="urn:schemas-microsoft-com:office:office" xmlns:oel="http://schemas.microsoft.com/office/2019/extlst" xmlns:r="http://schemas.openxmlformats.org/officeDocument/2006/relationships" xmlns:m="http://schemas.openxmlformats.org/officeDocument/2006/math" xmlns:v="urn:schemas-microsoft-com:vml" xmlns:wp14="http://schemas.microsoft.com/office/word/2010/wordprocessingDrawing" xmlns:wp="http://schemas.openxmlformats.org/drawingml/2006/wordprocessingDrawing" xmlns:w10="urn:schemas-microsoft-com:office:word" xmlns:w="http://schemas.openxmlformats.org/wordprocessingml/2006/main" xmlns:w14="http://schemas.microsoft.com/office/word/2010/wordml" xmlns:w15="http://schemas.microsoft.com/office/word/2012/wordml" xmlns:w16cex="http://schemas.microsoft.com/office/word/2018/wordml/cex" xmlns:w16cid="http://schemas.microsoft.com/office/word/2016/wordml/cid" xmlns:w16="http://schemas.microsoft.com/office/word/2018/wordml" xmlns:w16du="http://schemas.microsoft.com/office/word/2023/wordml/word16du" xmlns:w16sdtdh="http://schemas.microsoft.com/office/word/2020/wordml/sdtdatahash" xmlns:w16sdtfl="http://schemas.microsoft.com/office/word/2024/wordml/sdtformatlock" xmlns:w16se="http://schemas.microsoft.com/office/word/2015/wordml/symex" xmlns:wpg="http://schemas.microsoft.com/office/word/2010/wordprocessingGroup" xmlns:wpi="http://schemas.microsoft.com/office/word/2010/wordprocessingInk" xmlns:wne="http://schemas.microsoft.com/office/word/2006/wordml" xmlns:wps="http://schemas.microsoft.com/office/word/2010/wordprocessingShape" mc:Ignorable="w14 w15 w16se w16cid w16 w16cex w16sdtdh w16sdtfl w16du wp14">
   <w:p>
     <w:pPr>
       <w:pStyle w:val="Footer"/>
@@ -746,7 +1108,7 @@
 </file>
 
 <file path=word/footnotes.xml><?xml version="1.0" encoding="utf-8"?>
-<w:footnotes xmlns:wpc="http://schemas.microsoft.com/office/word/2010/wordprocessingCanvas" xmlns:cx="http://schemas.microsoft.com/office/drawing/2014/chartex" xmlns:cx1="http://schemas.microsoft.com/office/drawing/2015/9/8/chartex" xmlns:cx2="http://schemas.microsoft.com/office/drawing/2015/10/21/chartex" xmlns:cx3="http://schemas.microsoft.com/office/drawing/2016/5/9/chartex" xmlns:cx4="http://schemas.microsoft.com/office/drawing/2016/5/10/chartex" xmlns:cx5="http://schemas.microsoft.com/office/drawing/2016/5/11/chartex" xmlns:cx6="http://schemas.microsoft.com/office/drawing/2016/5/12/chartex" xmlns:cx7="http://schemas.microsoft.com/office/drawing/2016/5/13/chartex" xmlns:cx8="http://schemas.microsoft.com/office/drawing/2016/5/14/chartex" xmlns:mc="http://schemas.openxmlformats.org/markup-compatibility/2006" xmlns:aink="http://schemas.microsoft.com/office/drawing/2016/ink" xmlns:am3d="http://schemas.microsoft.com/office/drawing/2017/model3d" xmlns:o="urn:schemas-microsoft-com:office:office" xmlns:oel="http://schemas.microsoft.com/office/2019/extlst" xmlns:r="http://schemas.openxmlformats.org/officeDocument/2006/relationships" xmlns:m="http://schemas.openxmlformats.org/officeDocument/2006/math" xmlns:v="urn:schemas-microsoft-com:vml" xmlns:wp14="http://schemas.microsoft.com/office/word/2010/wordprocessingDrawing" xmlns:wp="http://schemas.openxmlformats.org/drawingml/2006/wordprocessingDrawing" xmlns:w10="urn:schemas-microsoft-com:office:word" xmlns:w="http://schemas.openxmlformats.org/wordprocessingml/2006/main" xmlns:w14="http://schemas.microsoft.com/office/word/2010/wordml" xmlns:w15="http://schemas.microsoft.com/office/word/2012/wordml" xmlns:w16cex="http://schemas.microsoft.com/office/word/2018/wordml/cex" xmlns:w16cid="http://schemas.microsoft.com/office/word/2016/wordml/cid" xmlns:w16="http://schemas.microsoft.com/office/word/2018/wordml" xmlns:w16sdtdh="http://schemas.microsoft.com/office/word/2020/wordml/sdtdatahash" xmlns:w16se="http://schemas.microsoft.com/office/word/2015/wordml/symex" xmlns:wpg="http://schemas.microsoft.com/office/word/2010/wordprocessingGroup" xmlns:wpi="http://schemas.microsoft.com/office/word/2010/wordprocessingInk" xmlns:wne="http://schemas.microsoft.com/office/word/2006/wordml" xmlns:wps="http://schemas.microsoft.com/office/word/2010/wordprocessingShape" mc:Ignorable="w14 w15 w16se w16cid w16 w16cex w16sdtdh wp14">
+<w:footnotes xmlns:wpc="http://schemas.microsoft.com/office/word/2010/wordprocessingCanvas" xmlns:cx="http://schemas.microsoft.com/office/drawing/2014/chartex" xmlns:cx1="http://schemas.microsoft.com/office/drawing/2015/9/8/chartex" xmlns:cx2="http://schemas.microsoft.com/office/drawing/2015/10/21/chartex" xmlns:cx3="http://schemas.microsoft.com/office/drawing/2016/5/9/chartex" xmlns:cx4="http://schemas.microsoft.com/office/drawing/2016/5/10/chartex" xmlns:cx5="http://schemas.microsoft.com/office/drawing/2016/5/11/chartex" xmlns:cx6="http://schemas.microsoft.com/office/drawing/2016/5/12/chartex" xmlns:cx7="http://schemas.microsoft.com/office/drawing/2016/5/13/chartex" xmlns:cx8="http://schemas.microsoft.com/office/drawing/2016/5/14/chartex" xmlns:mc="http://schemas.openxmlformats.org/markup-compatibility/2006" xmlns:aink="http://schemas.microsoft.com/office/drawing/2016/ink" xmlns:am3d="http://schemas.microsoft.com/office/drawing/2017/model3d" xmlns:o="urn:schemas-microsoft-com:office:office" xmlns:oel="http://schemas.microsoft.com/office/2019/extlst" xmlns:r="http://schemas.openxmlformats.org/officeDocument/2006/relationships" xmlns:m="http://schemas.openxmlformats.org/officeDocument/2006/math" xmlns:v="urn:schemas-microsoft-com:vml" xmlns:wp14="http://schemas.microsoft.com/office/word/2010/wordprocessingDrawing" xmlns:wp="http://schemas.openxmlformats.org/drawingml/2006/wordprocessingDrawing" xmlns:w10="urn:schemas-microsoft-com:office:word" xmlns:w="http://schemas.openxmlformats.org/wordprocessingml/2006/main" xmlns:w14="http://schemas.microsoft.com/office/word/2010/wordml" xmlns:w15="http://schemas.microsoft.com/office/word/2012/wordml" xmlns:w16cex="http://schemas.microsoft.com/office/word/2018/wordml/cex" xmlns:w16cid="http://schemas.microsoft.com/office/word/2016/wordml/cid" xmlns:w16="http://schemas.microsoft.com/office/word/2018/wordml" xmlns:w16du="http://schemas.microsoft.com/office/word/2023/wordml/word16du" xmlns:w16sdtdh="http://schemas.microsoft.com/office/word/2020/wordml/sdtdatahash" xmlns:w16sdtfl="http://schemas.microsoft.com/office/word/2024/wordml/sdtformatlock" xmlns:w16se="http://schemas.microsoft.com/office/word/2015/wordml/symex" xmlns:wpg="http://schemas.microsoft.com/office/word/2010/wordprocessingGroup" xmlns:wpi="http://schemas.microsoft.com/office/word/2010/wordprocessingInk" xmlns:wne="http://schemas.microsoft.com/office/word/2006/wordml" xmlns:wps="http://schemas.microsoft.com/office/word/2010/wordprocessingShape" mc:Ignorable="w14 w15 w16se w16cid w16 w16cex w16sdtdh w16sdtfl w16du wp14">
   <w:footnote w:type="separator" w:id="-1">
     <w:p>
       <w:pPr>
@@ -771,7 +1133,7 @@
 </file>
 
 <file path=word/header1.xml><?xml version="1.0" encoding="utf-8"?>
-<w:hdr xmlns:wpc="http://schemas.microsoft.com/office/word/2010/wordprocessingCanvas" xmlns:cx="http://schemas.microsoft.com/office/drawing/2014/chartex" xmlns:cx1="http://schemas.microsoft.com/office/drawing/2015/9/8/chartex" xmlns:cx2="http://schemas.microsoft.com/office/drawing/2015/10/21/chartex" xmlns:cx3="http://schemas.microsoft.com/office/drawing/2016/5/9/chartex" xmlns:cx4="http://schemas.microsoft.com/office/drawing/2016/5/10/chartex" xmlns:cx5="http://schemas.microsoft.com/office/drawing/2016/5/11/chartex" xmlns:cx6="http://schemas.microsoft.com/office/drawing/2016/5/12/chartex" xmlns:cx7="http://schemas.microsoft.com/office/drawing/2016/5/13/chartex" xmlns:cx8="http://schemas.microsoft.com/office/drawing/2016/5/14/chartex" xmlns:mc="http://schemas.openxmlformats.org/markup-compatibility/2006" xmlns:aink="http://schemas.microsoft.com/office/drawing/2016/ink" xmlns:am3d="http://schemas.microsoft.com/office/drawing/2017/model3d" xmlns:o="urn:schemas-microsoft-com:office:office" xmlns:oel="http://schemas.microsoft.com/office/2019/extlst" xmlns:r="http://schemas.openxmlformats.org/officeDocument/2006/relationships" xmlns:m="http://schemas.openxmlformats.org/officeDocument/2006/math" xmlns:v="urn:schemas-microsoft-com:vml" xmlns:wp14="http://schemas.microsoft.com/office/word/2010/wordprocessingDrawing" xmlns:wp="http://schemas.openxmlformats.org/drawingml/2006/wordprocessingDrawing" xmlns:w10="urn:schemas-microsoft-com:office:word" xmlns:w="http://schemas.openxmlformats.org/wordprocessingml/2006/main" xmlns:w14="http://schemas.microsoft.com/office/word/2010/wordml" xmlns:w15="http://schemas.microsoft.com/office/word/2012/wordml" xmlns:w16cex="http://schemas.microsoft.com/office/word/2018/wordml/cex" xmlns:w16cid="http://schemas.microsoft.com/office/word/2016/wordml/cid" xmlns:w16="http://schemas.microsoft.com/office/word/2018/wordml" xmlns:w16sdtdh="http://schemas.microsoft.com/office/word/2020/wordml/sdtdatahash" xmlns:w16se="http://schemas.microsoft.com/office/word/2015/wordml/symex" xmlns:wpg="http://schemas.microsoft.com/office/word/2010/wordprocessingGroup" xmlns:wpi="http://schemas.microsoft.com/office/word/2010/wordprocessingInk" xmlns:wne="http://schemas.microsoft.com/office/word/2006/wordml" xmlns:wps="http://schemas.microsoft.com/office/word/2010/wordprocessingShape" mc:Ignorable="w14 w15 w16se w16cid w16 w16cex w16sdtdh wp14">
+<w:hdr xmlns:wpc="http://schemas.microsoft.com/office/word/2010/wordprocessingCanvas" xmlns:cx="http://schemas.microsoft.com/office/drawing/2014/chartex" xmlns:cx1="http://schemas.microsoft.com/office/drawing/2015/9/8/chartex" xmlns:cx2="http://schemas.microsoft.com/office/drawing/2015/10/21/chartex" xmlns:cx3="http://schemas.microsoft.com/office/drawing/2016/5/9/chartex" xmlns:cx4="http://schemas.microsoft.com/office/drawing/2016/5/10/chartex" xmlns:cx5="http://schemas.microsoft.com/office/drawing/2016/5/11/chartex" xmlns:cx6="http://schemas.microsoft.com/office/drawing/2016/5/12/chartex" xmlns:cx7="http://schemas.microsoft.com/office/drawing/2016/5/13/chartex" xmlns:cx8="http://schemas.microsoft.com/office/drawing/2016/5/14/chartex" xmlns:mc="http://schemas.openxmlformats.org/markup-compatibility/2006" xmlns:aink="http://schemas.microsoft.com/office/drawing/2016/ink" xmlns:am3d="http://schemas.microsoft.com/office/drawing/2017/model3d" xmlns:o="urn:schemas-microsoft-com:office:office" xmlns:oel="http://schemas.microsoft.com/office/2019/extlst" xmlns:r="http://schemas.openxmlformats.org/officeDocument/2006/relationships" xmlns:m="http://schemas.openxmlformats.org/officeDocument/2006/math" xmlns:v="urn:schemas-microsoft-com:vml" xmlns:wp14="http://schemas.microsoft.com/office/word/2010/wordprocessingDrawing" xmlns:wp="http://schemas.openxmlformats.org/drawingml/2006/wordprocessingDrawing" xmlns:w10="urn:schemas-microsoft-com:office:word" xmlns:w="http://schemas.openxmlformats.org/wordprocessingml/2006/main" xmlns:w14="http://schemas.microsoft.com/office/word/2010/wordml" xmlns:w15="http://schemas.microsoft.com/office/word/2012/wordml" xmlns:w16cex="http://schemas.microsoft.com/office/word/2018/wordml/cex" xmlns:w16cid="http://schemas.microsoft.com/office/word/2016/wordml/cid" xmlns:w16="http://schemas.microsoft.com/office/word/2018/wordml" xmlns:w16du="http://schemas.microsoft.com/office/word/2023/wordml/word16du" xmlns:w16sdtdh="http://schemas.microsoft.com/office/word/2020/wordml/sdtdatahash" xmlns:w16sdtfl="http://schemas.microsoft.com/office/word/2024/wordml/sdtformatlock" xmlns:w16se="http://schemas.microsoft.com/office/word/2015/wordml/symex" xmlns:wpg="http://schemas.microsoft.com/office/word/2010/wordprocessingGroup" xmlns:wpi="http://schemas.microsoft.com/office/word/2010/wordprocessingInk" xmlns:wne="http://schemas.microsoft.com/office/word/2006/wordml" xmlns:wps="http://schemas.microsoft.com/office/word/2010/wordprocessingShape" mc:Ignorable="w14 w15 w16se w16cid w16 w16cex w16sdtdh w16sdtfl w16du wp14">
   <w:p>
     <w:pPr>
       <w:pStyle w:val="Header"/>
@@ -781,7 +1143,7 @@
 </file>
 
 <file path=word/header2.xml><?xml version="1.0" encoding="utf-8"?>
-<w:hdr xmlns:wpc="http://schemas.microsoft.com/office/word/2010/wordprocessingCanvas" xmlns:cx="http://schemas.microsoft.com/office/drawing/2014/chartex" xmlns:cx1="http://schemas.microsoft.com/office/drawing/2015/9/8/chartex" xmlns:cx2="http://schemas.microsoft.com/office/drawing/2015/10/21/chartex" xmlns:cx3="http://schemas.microsoft.com/office/drawing/2016/5/9/chartex" xmlns:cx4="http://schemas.microsoft.com/office/drawing/2016/5/10/chartex" xmlns:cx5="http://schemas.microsoft.com/office/drawing/2016/5/11/chartex" xmlns:cx6="http://schemas.microsoft.com/office/drawing/2016/5/12/chartex" xmlns:cx7="http://schemas.microsoft.com/office/drawing/2016/5/13/chartex" xmlns:cx8="http://schemas.microsoft.com/office/drawing/2016/5/14/chartex" xmlns:mc="http://schemas.openxmlformats.org/markup-compatibility/2006" xmlns:aink="http://schemas.microsoft.com/office/drawing/2016/ink" xmlns:am3d="http://schemas.microsoft.com/office/drawing/2017/model3d" xmlns:o="urn:schemas-microsoft-com:office:office" xmlns:oel="http://schemas.microsoft.com/office/2019/extlst" xmlns:r="http://schemas.openxmlformats.org/officeDocument/2006/relationships" xmlns:m="http://schemas.openxmlformats.org/officeDocument/2006/math" xmlns:v="urn:schemas-microsoft-com:vml" xmlns:wp14="http://schemas.microsoft.com/office/word/2010/wordprocessingDrawing" xmlns:wp="http://schemas.openxmlformats.org/drawingml/2006/wordprocessingDrawing" xmlns:w10="urn:schemas-microsoft-com:office:word" xmlns:w="http://schemas.openxmlformats.org/wordprocessingml/2006/main" xmlns:w14="http://schemas.microsoft.com/office/word/2010/wordml" xmlns:w15="http://schemas.microsoft.com/office/word/2012/wordml" xmlns:w16cex="http://schemas.microsoft.com/office/word/2018/wordml/cex" xmlns:w16cid="http://schemas.microsoft.com/office/word/2016/wordml/cid" xmlns:w16="http://schemas.microsoft.com/office/word/2018/wordml" xmlns:w16sdtdh="http://schemas.microsoft.com/office/word/2020/wordml/sdtdatahash" xmlns:w16se="http://schemas.microsoft.com/office/word/2015/wordml/symex" xmlns:wpg="http://schemas.microsoft.com/office/word/2010/wordprocessingGroup" xmlns:wpi="http://schemas.microsoft.com/office/word/2010/wordprocessingInk" xmlns:wne="http://schemas.microsoft.com/office/word/2006/wordml" xmlns:wps="http://schemas.microsoft.com/office/word/2010/wordprocessingShape" mc:Ignorable="w14 w15 w16se w16cid w16 w16cex w16sdtdh wp14">
+<w:hdr xmlns:wpc="http://schemas.microsoft.com/office/word/2010/wordprocessingCanvas" xmlns:cx="http://schemas.microsoft.com/office/drawing/2014/chartex" xmlns:cx1="http://schemas.microsoft.com/office/drawing/2015/9/8/chartex" xmlns:cx2="http://schemas.microsoft.com/office/drawing/2015/10/21/chartex" xmlns:cx3="http://schemas.microsoft.com/office/drawing/2016/5/9/chartex" xmlns:cx4="http://schemas.microsoft.com/office/drawing/2016/5/10/chartex" xmlns:cx5="http://schemas.microsoft.com/office/drawing/2016/5/11/chartex" xmlns:cx6="http://schemas.microsoft.com/office/drawing/2016/5/12/chartex" xmlns:cx7="http://schemas.microsoft.com/office/drawing/2016/5/13/chartex" xmlns:cx8="http://schemas.microsoft.com/office/drawing/2016/5/14/chartex" xmlns:mc="http://schemas.openxmlformats.org/markup-compatibility/2006" xmlns:aink="http://schemas.microsoft.com/office/drawing/2016/ink" xmlns:am3d="http://schemas.microsoft.com/office/drawing/2017/model3d" xmlns:o="urn:schemas-microsoft-com:office:office" xmlns:oel="http://schemas.microsoft.com/office/2019/extlst" xmlns:r="http://schemas.openxmlformats.org/officeDocument/2006/relationships" xmlns:m="http://schemas.openxmlformats.org/officeDocument/2006/math" xmlns:v="urn:schemas-microsoft-com:vml" xmlns:wp14="http://schemas.microsoft.com/office/word/2010/wordprocessingDrawing" xmlns:wp="http://schemas.openxmlformats.org/drawingml/2006/wordprocessingDrawing" xmlns:w10="urn:schemas-microsoft-com:office:word" xmlns:w="http://schemas.openxmlformats.org/wordprocessingml/2006/main" xmlns:w14="http://schemas.microsoft.com/office/word/2010/wordml" xmlns:w15="http://schemas.microsoft.com/office/word/2012/wordml" xmlns:w16cex="http://schemas.microsoft.com/office/word/2018/wordml/cex" xmlns:w16cid="http://schemas.microsoft.com/office/word/2016/wordml/cid" xmlns:w16="http://schemas.microsoft.com/office/word/2018/wordml" xmlns:w16du="http://schemas.microsoft.com/office/word/2023/wordml/word16du" xmlns:w16sdtdh="http://schemas.microsoft.com/office/word/2020/wordml/sdtdatahash" xmlns:w16sdtfl="http://schemas.microsoft.com/office/word/2024/wordml/sdtformatlock" xmlns:w16se="http://schemas.microsoft.com/office/word/2015/wordml/symex" xmlns:wpg="http://schemas.microsoft.com/office/word/2010/wordprocessingGroup" xmlns:wpi="http://schemas.microsoft.com/office/word/2010/wordprocessingInk" xmlns:wne="http://schemas.microsoft.com/office/word/2006/wordml" xmlns:wps="http://schemas.microsoft.com/office/word/2010/wordprocessingShape" mc:Ignorable="w14 w15 w16se w16cid w16 w16cex w16sdtdh w16sdtfl w16du wp14">
   <w:p>
     <w:pPr>
       <w:pStyle w:val="Header"/>
@@ -792,7 +1154,7 @@
 </file>
 
 <file path=word/header3.xml><?xml version="1.0" encoding="utf-8"?>
-<w:hdr xmlns:wpc="http://schemas.microsoft.com/office/word/2010/wordprocessingCanvas" xmlns:cx="http://schemas.microsoft.com/office/drawing/2014/chartex" xmlns:cx1="http://schemas.microsoft.com/office/drawing/2015/9/8/chartex" xmlns:cx2="http://schemas.microsoft.com/office/drawing/2015/10/21/chartex" xmlns:cx3="http://schemas.microsoft.com/office/drawing/2016/5/9/chartex" xmlns:cx4="http://schemas.microsoft.com/office/drawing/2016/5/10/chartex" xmlns:cx5="http://schemas.microsoft.com/office/drawing/2016/5/11/chartex" xmlns:cx6="http://schemas.microsoft.com/office/drawing/2016/5/12/chartex" xmlns:cx7="http://schemas.microsoft.com/office/drawing/2016/5/13/chartex" xmlns:cx8="http://schemas.microsoft.com/office/drawing/2016/5/14/chartex" xmlns:mc="http://schemas.openxmlformats.org/markup-compatibility/2006" xmlns:aink="http://schemas.microsoft.com/office/drawing/2016/ink" xmlns:am3d="http://schemas.microsoft.com/office/drawing/2017/model3d" xmlns:o="urn:schemas-microsoft-com:office:office" xmlns:oel="http://schemas.microsoft.com/office/2019/extlst" xmlns:r="http://schemas.openxmlformats.org/officeDocument/2006/relationships" xmlns:m="http://schemas.openxmlformats.org/officeDocument/2006/math" xmlns:v="urn:schemas-microsoft-com:vml" xmlns:wp14="http://schemas.microsoft.com/office/word/2010/wordprocessingDrawing" xmlns:wp="http://schemas.openxmlformats.org/drawingml/2006/wordprocessingDrawing" xmlns:w10="urn:schemas-microsoft-com:office:word" xmlns:w="http://schemas.openxmlformats.org/wordprocessingml/2006/main" xmlns:w14="http://schemas.microsoft.com/office/word/2010/wordml" xmlns:w15="http://schemas.microsoft.com/office/word/2012/wordml" xmlns:w16cex="http://schemas.microsoft.com/office/word/2018/wordml/cex" xmlns:w16cid="http://schemas.microsoft.com/office/word/2016/wordml/cid" xmlns:w16="http://schemas.microsoft.com/office/word/2018/wordml" xmlns:w16sdtdh="http://schemas.microsoft.com/office/word/2020/wordml/sdtdatahash" xmlns:w16se="http://schemas.microsoft.com/office/word/2015/wordml/symex" xmlns:wpg="http://schemas.microsoft.com/office/word/2010/wordprocessingGroup" xmlns:wpi="http://schemas.microsoft.com/office/word/2010/wordprocessingInk" xmlns:wne="http://schemas.microsoft.com/office/word/2006/wordml" xmlns:wps="http://schemas.microsoft.com/office/word/2010/wordprocessingShape" mc:Ignorable="w14 w15 w16se w16cid w16 w16cex w16sdtdh wp14">
+<w:hdr xmlns:wpc="http://schemas.microsoft.com/office/word/2010/wordprocessingCanvas" xmlns:cx="http://schemas.microsoft.com/office/drawing/2014/chartex" xmlns:cx1="http://schemas.microsoft.com/office/drawing/2015/9/8/chartex" xmlns:cx2="http://schemas.microsoft.com/office/drawing/2015/10/21/chartex" xmlns:cx3="http://schemas.microsoft.com/office/drawing/2016/5/9/chartex" xmlns:cx4="http://schemas.microsoft.com/office/drawing/2016/5/10/chartex" xmlns:cx5="http://schemas.microsoft.com/office/drawing/2016/5/11/chartex" xmlns:cx6="http://schemas.microsoft.com/office/drawing/2016/5/12/chartex" xmlns:cx7="http://schemas.microsoft.com/office/drawing/2016/5/13/chartex" xmlns:cx8="http://schemas.microsoft.com/office/drawing/2016/5/14/chartex" xmlns:mc="http://schemas.openxmlformats.org/markup-compatibility/2006" xmlns:aink="http://schemas.microsoft.com/office/drawing/2016/ink" xmlns:am3d="http://schemas.microsoft.com/office/drawing/2017/model3d" xmlns:o="urn:schemas-microsoft-com:office:office" xmlns:oel="http://schemas.microsoft.com/office/2019/extlst" xmlns:r="http://schemas.openxmlformats.org/officeDocument/2006/relationships" xmlns:m="http://schemas.openxmlformats.org/officeDocument/2006/math" xmlns:v="urn:schemas-microsoft-com:vml" xmlns:wp14="http://schemas.microsoft.com/office/word/2010/wordprocessingDrawing" xmlns:wp="http://schemas.openxmlformats.org/drawingml/2006/wordprocessingDrawing" xmlns:w10="urn:schemas-microsoft-com:office:word" xmlns:w="http://schemas.openxmlformats.org/wordprocessingml/2006/main" xmlns:w14="http://schemas.microsoft.com/office/word/2010/wordml" xmlns:w15="http://schemas.microsoft.com/office/word/2012/wordml" xmlns:w16cex="http://schemas.microsoft.com/office/word/2018/wordml/cex" xmlns:w16cid="http://schemas.microsoft.com/office/word/2016/wordml/cid" xmlns:w16="http://schemas.microsoft.com/office/word/2018/wordml" xmlns:w16du="http://schemas.microsoft.com/office/word/2023/wordml/word16du" xmlns:w16sdtdh="http://schemas.microsoft.com/office/word/2020/wordml/sdtdatahash" xmlns:w16sdtfl="http://schemas.microsoft.com/office/word/2024/wordml/sdtformatlock" xmlns:w16se="http://schemas.microsoft.com/office/word/2015/wordml/symex" xmlns:wpg="http://schemas.microsoft.com/office/word/2010/wordprocessingGroup" xmlns:wpi="http://schemas.microsoft.com/office/word/2010/wordprocessingInk" xmlns:wne="http://schemas.microsoft.com/office/word/2006/wordml" xmlns:wps="http://schemas.microsoft.com/office/word/2010/wordprocessingShape" mc:Ignorable="w14 w15 w16se w16cid w16 w16cex w16sdtdh w16sdtfl w16du wp14">
   <w:p>
     <w:pPr>
       <w:pStyle w:val="Header"/>
@@ -801,7 +1163,7 @@
     <w:r>
       <w:tab/>
       <w:tab/>
-      <w:t>2026-06-17</w:t>
+      <w:t>2026-06-18</w:t>
       <w:br/>
       <w:br/>
     </w:r>
@@ -814,7 +1176,7 @@
 </file>
 
 <file path=word/numbering.xml><?xml version="1.0" encoding="utf-8"?>
-<w:numbering xmlns:wpc="http://schemas.microsoft.com/office/word/2010/wordprocessingCanvas" xmlns:cx="http://schemas.microsoft.com/office/drawing/2014/chartex" xmlns:cx1="http://schemas.microsoft.com/office/drawing/2015/9/8/chartex" xmlns:cx2="http://schemas.microsoft.com/office/drawing/2015/10/21/chartex" xmlns:cx3="http://schemas.microsoft.com/office/drawing/2016/5/9/chartex" xmlns:cx4="http://schemas.microsoft.com/office/drawing/2016/5/10/chartex" xmlns:cx5="http://schemas.microsoft.com/office/drawing/2016/5/11/chartex" xmlns:cx6="http://schemas.microsoft.com/office/drawing/2016/5/12/chartex" xmlns:cx7="http://schemas.microsoft.com/office/drawing/2016/5/13/chartex" xmlns:cx8="http://schemas.microsoft.com/office/drawing/2016/5/14/chartex" xmlns:mc="http://schemas.openxmlformats.org/markup-compatibility/2006" xmlns:aink="http://schemas.microsoft.com/office/drawing/2016/ink" xmlns:am3d="http://schemas.microsoft.com/office/drawing/2017/model3d" xmlns:o="urn:schemas-microsoft-com:office:office" xmlns:oel="http://schemas.microsoft.com/office/2019/extlst" xmlns:r="http://schemas.openxmlformats.org/officeDocument/2006/relationships" xmlns:m="http://schemas.openxmlformats.org/officeDocument/2006/math" xmlns:v="urn:schemas-microsoft-com:vml" xmlns:wp14="http://schemas.microsoft.com/office/word/2010/wordprocessingDrawing" xmlns:wp="http://schemas.openxmlformats.org/drawingml/2006/wordprocessingDrawing" xmlns:w10="urn:schemas-microsoft-com:office:word" xmlns:w="http://schemas.openxmlformats.org/wordprocessingml/2006/main" xmlns:w14="http://schemas.microsoft.com/office/word/2010/wordml" xmlns:w15="http://schemas.microsoft.com/office/word/2012/wordml" xmlns:w16cex="http://schemas.microsoft.com/office/word/2018/wordml/cex" xmlns:w16cid="http://schemas.microsoft.com/office/word/2016/wordml/cid" xmlns:w16="http://schemas.microsoft.com/office/word/2018/wordml" xmlns:w16sdtdh="http://schemas.microsoft.com/office/word/2020/wordml/sdtdatahash" xmlns:w16se="http://schemas.microsoft.com/office/word/2015/wordml/symex" xmlns:wpg="http://schemas.microsoft.com/office/word/2010/wordprocessingGroup" xmlns:wpi="http://schemas.microsoft.com/office/word/2010/wordprocessingInk" xmlns:wne="http://schemas.microsoft.com/office/word/2006/wordml" xmlns:wps="http://schemas.microsoft.com/office/word/2010/wordprocessingShape" mc:Ignorable="w14 w15 w16se w16cid w16 w16cex w16sdtdh wp14">
+<w:numbering xmlns:wpc="http://schemas.microsoft.com/office/word/2010/wordprocessingCanvas" xmlns:cx="http://schemas.microsoft.com/office/drawing/2014/chartex" xmlns:cx1="http://schemas.microsoft.com/office/drawing/2015/9/8/chartex" xmlns:cx2="http://schemas.microsoft.com/office/drawing/2015/10/21/chartex" xmlns:cx3="http://schemas.microsoft.com/office/drawing/2016/5/9/chartex" xmlns:cx4="http://schemas.microsoft.com/office/drawing/2016/5/10/chartex" xmlns:cx5="http://schemas.microsoft.com/office/drawing/2016/5/11/chartex" xmlns:cx6="http://schemas.microsoft.com/office/drawing/2016/5/12/chartex" xmlns:cx7="http://schemas.microsoft.com/office/drawing/2016/5/13/chartex" xmlns:cx8="http://schemas.microsoft.com/office/drawing/2016/5/14/chartex" xmlns:mc="http://schemas.openxmlformats.org/markup-compatibility/2006" xmlns:aink="http://schemas.microsoft.com/office/drawing/2016/ink" xmlns:am3d="http://schemas.microsoft.com/office/drawing/2017/model3d" xmlns:o="urn:schemas-microsoft-com:office:office" xmlns:oel="http://schemas.microsoft.com/office/2019/extlst" xmlns:r="http://schemas.openxmlformats.org/officeDocument/2006/relationships" xmlns:m="http://schemas.openxmlformats.org/officeDocument/2006/math" xmlns:v="urn:schemas-microsoft-com:vml" xmlns:wp14="http://schemas.microsoft.com/office/word/2010/wordprocessingDrawing" xmlns:wp="http://schemas.openxmlformats.org/drawingml/2006/wordprocessingDrawing" xmlns:w10="urn:schemas-microsoft-com:office:word" xmlns:w="http://schemas.openxmlformats.org/wordprocessingml/2006/main" xmlns:w14="http://schemas.microsoft.com/office/word/2010/wordml" xmlns:w15="http://schemas.microsoft.com/office/word/2012/wordml" xmlns:w16cex="http://schemas.microsoft.com/office/word/2018/wordml/cex" xmlns:w16cid="http://schemas.microsoft.com/office/word/2016/wordml/cid" xmlns:w16="http://schemas.microsoft.com/office/word/2018/wordml" xmlns:w16du="http://schemas.microsoft.com/office/word/2023/wordml/word16du" xmlns:w16sdtdh="http://schemas.microsoft.com/office/word/2020/wordml/sdtdatahash" xmlns:w16sdtfl="http://schemas.microsoft.com/office/word/2024/wordml/sdtformatlock" xmlns:w16se="http://schemas.microsoft.com/office/word/2015/wordml/symex" xmlns:wpg="http://schemas.microsoft.com/office/word/2010/wordprocessingGroup" xmlns:wpi="http://schemas.microsoft.com/office/word/2010/wordprocessingInk" xmlns:wne="http://schemas.microsoft.com/office/word/2006/wordml" xmlns:wps="http://schemas.microsoft.com/office/word/2010/wordprocessingShape" mc:Ignorable="w14 w15 w16se w16cid w16 w16cex w16sdtdh w16sdtfl w16du wp14">
   <w:abstractNum w:abstractNumId="0" w15:restartNumberingAfterBreak="0">
     <w:nsid w:val="FFFFFF7C"/>
     <w:multiLevelType w:val="singleLevel"/>
@@ -1017,7 +1379,7 @@
 </file>
 
 <file path=word/styles.xml><?xml version="1.0" encoding="utf-8"?>
-<w:styles xmlns:mc="http://schemas.openxmlformats.org/markup-compatibility/2006" xmlns:r="http://schemas.openxmlformats.org/officeDocument/2006/relationships" xmlns:w="http://schemas.openxmlformats.org/wordprocessingml/2006/main" xmlns:w14="http://schemas.microsoft.com/office/word/2010/wordml" xmlns:w15="http://schemas.microsoft.com/office/word/2012/wordml" xmlns:w16cex="http://schemas.microsoft.com/office/word/2018/wordml/cex" xmlns:w16cid="http://schemas.microsoft.com/office/word/2016/wordml/cid" xmlns:w16="http://schemas.microsoft.com/office/word/2018/wordml" xmlns:w16sdtdh="http://schemas.microsoft.com/office/word/2020/wordml/sdtdatahash" xmlns:w16se="http://schemas.microsoft.com/office/word/2015/wordml/symex" mc:Ignorable="w14 w15 w16se w16cid w16 w16cex w16sdtdh">
+<w:styles xmlns:mc="http://schemas.openxmlformats.org/markup-compatibility/2006" xmlns:r="http://schemas.openxmlformats.org/officeDocument/2006/relationships" xmlns:w="http://schemas.openxmlformats.org/wordprocessingml/2006/main" xmlns:w14="http://schemas.microsoft.com/office/word/2010/wordml" xmlns:w15="http://schemas.microsoft.com/office/word/2012/wordml" xmlns:w16cex="http://schemas.microsoft.com/office/word/2018/wordml/cex" xmlns:w16cid="http://schemas.microsoft.com/office/word/2016/wordml/cid" xmlns:w16="http://schemas.microsoft.com/office/word/2018/wordml" xmlns:w16du="http://schemas.microsoft.com/office/word/2023/wordml/word16du" xmlns:w16sdtdh="http://schemas.microsoft.com/office/word/2020/wordml/sdtdatahash" xmlns:w16sdtfl="http://schemas.microsoft.com/office/word/2024/wordml/sdtformatlock" xmlns:w16se="http://schemas.microsoft.com/office/word/2015/wordml/symex" mc:Ignorable="w14 w15 w16se w16cid w16 w16cex w16sdtdh w16sdtfl w16du">
   <w:docDefaults>
     <w:rPrDefault>
       <w:rPr>
@@ -1775,7 +2137,7 @@
     <w:link w:val="TitleChar"/>
     <w:uiPriority w:val="10"/>
     <w:qFormat/>
-    <w:rsid w:val="007106C8"/>
+    <w:rsid w:val="00E854FA"/>
     <w:pPr>
       <w:spacing w:after="300" w:line="240" w:lineRule="auto"/>
       <w:contextualSpacing/>
@@ -1785,7 +2147,7 @@
       <w:rFonts w:eastAsiaTheme="majorEastAsia" w:cstheme="majorBidi"/>
       <w:spacing w:val="5"/>
       <w:kern w:val="28"/>
-      <w:sz w:val="52"/>
+      <w:sz w:val="40"/>
       <w:szCs w:val="52"/>
       <w:lang w:val="sv-SE" w:eastAsia="en-US" w:bidi="ar-SA"/>
     </w:rPr>
@@ -1795,12 +2157,12 @@
     <w:basedOn w:val="DefaultParagraphFont"/>
     <w:link w:val="Title"/>
     <w:uiPriority w:val="10"/>
-    <w:rsid w:val="007106C8"/>
+    <w:rsid w:val="00E854FA"/>
     <w:rPr>
       <w:rFonts w:ascii="Times New Roman" w:eastAsiaTheme="majorEastAsia" w:hAnsi="Times New Roman" w:cstheme="majorBidi"/>
       <w:spacing w:val="5"/>
       <w:kern w:val="28"/>
-      <w:sz w:val="52"/>
+      <w:sz w:val="40"/>
       <w:szCs w:val="52"/>
       <w:lang w:val="sv-SE" w:eastAsia="en-US" w:bidi="ar-SA"/>
     </w:rPr>

--- a/tillsyn/A 19645-2026 tillsynsbegäran.docx
+++ b/tillsyn/A 19645-2026 tillsynsbegäran.docx
@@ -1163,7 +1163,7 @@
     <w:r>
       <w:tab/>
       <w:tab/>
-      <w:t>2026-06-18</w:t>
+      <w:t>2026-06-19</w:t>
       <w:br/>
       <w:br/>
     </w:r>

--- a/tillsyn/A 19645-2026 tillsynsbegäran.docx
+++ b/tillsyn/A 19645-2026 tillsynsbegäran.docx
@@ -1163,7 +1163,7 @@
     <w:r>
       <w:tab/>
       <w:tab/>
-      <w:t>2026-06-19</w:t>
+      <w:t>2026-06-20</w:t>
       <w:br/>
       <w:br/>
     </w:r>

--- a/tillsyn/A 19645-2026 tillsynsbegäran.docx
+++ b/tillsyn/A 19645-2026 tillsynsbegäran.docx
@@ -12,10 +12,7 @@
     </w:p>
     <w:p>
       <w:r>
-        <w:t>Detta dokument behandlar höga naturvärden i avverkningsanmälan A 19645-2026 i Ljusnarsbergs kommun som inkom 2026-04-21 och omfattar 20,2 ha.</w:t>
-      </w:r>
-      <w:r>
-        <w:t xml:space="preserve"> I Figur 1 visas fyndplatser för naturvårdsarter i området, som finns registrerade på Artportalen.</w:t>
+        <w:t>Denna tillsynsbegäran behandlar höga naturvärden i avverkningsanmälan A 19645-2026 i Ljusnarsbergs kommun som inkom 2026-04-21 och omfattar 20,2 ha.</w:t>
       </w:r>
     </w:p>
     <w:p>
@@ -63,27 +60,12 @@
         <w:spacing w:after="240"/>
       </w:pPr>
       <w:r>
-        <w:t>Figur 1. Fyndplatser för naturvårdsarter i avverkningsanmälan (röd linje). Inom parentes anges rödlistekategorier, S för signalarter, Tför typiska arter och fridlysningsparagrafer i artskyddsförordningen.Markörer utan svart kant är placerade på fyndplatsen. Markörer med svart kant är placerade vid sidan av fyndplatsen och har ett svart streck som visar fyndplatsens exakta position. Kartans mittpunktskoordinat är N 6631049, E 498542 i SWEREF 99 TM.</w:t>
+        <w:t>Figur 1. Fyndplatser för naturvårdsarter i avverkningsanmälan. Markörer utan svart kant är placerade på fyndplatsen. Markörer med svart kant är placerade vid sidan av fyndplatsen har ett svart streck som visar fyndplatsens exakta position. Kartans mittpunktskoordinat är N 6631049, E 498542 i SWEREF 99 TM.</w:t>
       </w:r>
     </w:p>
     <w:p>
       <w:r>
-        <w:t>Vi begär härmed att Skogsstyrelsen fattar beslut enligt miljöbalken som säkerställer att skogens höga naturvärden bevaras samt att EU-lagstiftning efterlevs och att artskyddsbrott förhindras.</w:t>
-      </w:r>
-    </w:p>
-    <w:p>
-      <w:r>
-        <w:t>Vi begär vidare att Skogsstyrelsen säkerställer att inga skador eller försämringar av naturtypens bevarandestatus i området tillåts ske. Se Rådets direktiv 92/43/EEG samt ickeförsämringskravet i EU:s naturrestaureringsförordning (EU 2024/1991).</w:t>
-      </w:r>
-    </w:p>
-    <w:p>
-      <w:r>
-        <w:t>Vi önskar även ta del av de ställningstaganden och beslut som myndigheten meddelar till följd av aktuell avverkningsanmälan och föreningens inlaga (se 34 § förvaltningslagen).</w:t>
-      </w:r>
-    </w:p>
-    <w:p>
-      <w:r>
-        <w:t>Nedan beskrivs fynd av naturvårdsarter och fridlysta arter som gjorts i det avverkningsanmälda området. I BILAGA 1 finns artfakta om fridlysta arter.</w:t>
+        <w:t>I avverkningsanmälan finns fynd av 14 naturvårdsarter, varav 4 är rödlistade, 13 är fridlysta, 5 är typiska (T) och 2 är signalarter (S): hussvala (VU, §4), tornseglare (VU, §4), enkelbeckasin (NT, §4), grönsångare (NT, §4), grön sköldmossa (S, T, §8), trådticka (S, T), mindre flugsnappare (T, §4), spillkråka (T, §4), tofsmes (T, §4), grönsiska (§4), kungsfågel (§4), smålom (§4), svartvit flugsnappare (§4) och trana (§4). Se Figur 1.</w:t>
       </w:r>
     </w:p>
     <w:p>
@@ -91,44 +73,57 @@
         <w:pStyle w:val="Heading1"/>
       </w:pPr>
       <w:r>
-        <w:t>Naturvårdsarter</w:t>
+        <w:t>Tillsynsbegäran</w:t>
       </w:r>
     </w:p>
     <w:p>
       <w:r>
-        <w:t>I avverkningsanmälan har följande 14 naturvårdsarter hittats: hussvala (VU, §4), tornseglare (VU, §4), enkelbeckasin (NT, §4), grönsångare (NT, §4), grön sköldmossa (S, T, §8), trådticka (S, T), mindre flugsnappare (T, §4), spillkråka (T, §4), tofsmes (T, §4), grönsiska (§4), kungsfågel (§4), smålom (§4), svartvit flugsnappare (§4) och trana (§4). Av dessa är 4 rödlistade. För rödlistade arter har rödlistekategorin angivits inom parentes. Arter som är signalarter enligt Skogsstyrelsen har markerats med (S). Typiska arter inom Natura 2000 som är kopplade till skogsekosystem har markerats med (T). För fridlysta arter anges även paragrafen i Artskyddsförordningen som arten är fridlyst enligt.</w:t>
+        <w:t>Vi begär härmed att Skogsstyrelsen fattar beslut enligt miljöbalken som säkerställer att skogens höga naturvärden bevaras samt att EU-lagstiftning efterlevs och att artskyddsbrott förhindras.</w:t>
       </w:r>
     </w:p>
     <w:p>
       <w:r>
-        <w:t>De påträffade naturvårdsarterna är ett tydligt kvitto på att det rör sig om en skog med höga naturvärden.</w:t>
+        <w:t>Vi begär vidare att Skogsstyrelsen säkerställer att inga skador eller försämringar av naturtypens bevarandestatus i området tillåts ske. Se Rådets direktiv 92/43/EEG samt ickeförsämringskravet i EU:s naturrestaureringsförordning (EU 2024/1991).</w:t>
+      </w:r>
+    </w:p>
+    <w:p>
+      <w:r>
+        <w:t>Vi önskar även ta del av de ställningstaganden och beslut som myndigheten meddelar till följd av aktuell avverkningsanmälan och föreningens inlaga (se 34 § förvaltningslagen).</w:t>
       </w:r>
     </w:p>
     <w:p>
       <w:pPr>
-        <w:pStyle w:val="Heading2"/>
+        <w:pStyle w:val="Heading1"/>
       </w:pPr>
       <w:r>
-        <w:t>Fridlysta arter</w:t>
+        <w:t>Naturvårdsarter och fridlysta arter</w:t>
       </w:r>
     </w:p>
     <w:p>
       <w:r>
-        <w:t>Följande fridlysta arter har sina livsmiljöer och växtplatser i den avverkningsanmälda skogen: hussvala (VU, §4), tornseglare (VU, §4), enkelbeckasin (NT, §4), grönsångare (NT, §4), grön sköldmossa (S, T, §8), mindre flugsnappare (T, §4), spillkråka (T, §4), tofsmes (T, §4), grönsiska (§4), kungsfågel (§4), smålom (§4), svartvit flugsnappare (§4) och trana (§4).</w:t>
+        <w:t>Nedan följer beskrivningar av de naturvårdsarter och fridlysta arter som har sina livsmiljöer och växtplatser i den avverkningsanmälda skogen. Se även ytterligare artfakta i BILAGA 1. De påträffade naturvårdsarterna är ett tydligt kvitto på att det rör sig om en skog med höga naturvärden.</w:t>
       </w:r>
     </w:p>
     <w:p>
-      <w:r>
-        <w:t xml:space="preserve">Observera att medlemsländerna är skyldiga att agera i enlighet med EU:s fågeldirektiv där det uttryckligen står att direktivet gäller för fåglar samt för deras ägg, bon och </w:t>
-      </w:r>
       <w:r>
         <w:rPr>
           <w:b/>
         </w:rPr>
-        <w:t xml:space="preserve">livsmiljöer </w:t>
-      </w:r>
-      <w:r>
-        <w:t>(artikel 1). Vidare att de åtgärder som vidtas inte får leda till en försämring av den nuvarande situationen beträffande bevarandet av de fågelarter som avses i artikel 1 (artikel 13). Fågeldirektivet är styrande för tillsynsansvariga myndigheters ärendehantering, ställningstaganden och beslutsfattande.</w:t>
+        <w:t>Tornseglare (VU, §4)</w:t>
+      </w:r>
+      <w:r>
+        <w:t xml:space="preserve"> har minskat med 40 (30–50) % under de senaste 24 åren och minskningstakten överstiger gränsvärdet för sårbar (VU). Tornseglaren är en typisk hålhäckare som numera huvudsakligen är knuten till mänsklig bebyggelse. En mindre andel av beståndet häckar i mer ursprungliga miljöer, i första hand i gamla hackspetthål (främst spillkråkehål) och andra typer av håligheter i träd, men även i klippskrevor. I de inre delarna av de två nordligaste länen (Lappland) häckar den huvudsakligen i ren skogsmiljö, framförallt i gammal gles tallskog. För de tornseglare som häckar i träd i Norrlands inland har situationen sannolikt försämrats till följd av minskad mängd hålträd och av stora arealer tät produktionsskog. När arten förekommer i sluten skog handlar det ofta om skyddsvärda skogsmiljöer med äldre tallskog av naturskogskaraktär (SLU Artdatabanken, 2026; Skogsstyrelsen, 2016).</w:t>
+      </w:r>
+    </w:p>
+    <w:p>
+      <w:r>
+        <w:rPr>
+          <w:b/>
+        </w:rPr>
+        <w:t>Grönsångare (NT, §4)</w:t>
+      </w:r>
+      <w:r>
+        <w:t xml:space="preserve"> är rödlistad som nära hotad (NT) och fridlyst enligt 4§ artskyddsförordningen. Den har minskat med 17 (6–24) % under de senaste 10 åren och minskningstakten för den svenska populationen bedöms vara nära gränsvärdet för Sårbar (VU). (A2b). Arten häckar i högstammig skog, främst lövskog men även i granskog, i regel utan kraftigare undervegetation. Den förekommer i södra och mellersta Sverige samt i Norrlands kustland norrut till Norrbotten. Förekommer dessutom sällsynt i Norrlands inland (SLU Artdatabanken, 2024). Orsaken till grönsångarens nedgång och är oklar varvid det är viktigt att försiktighetsprincipen enligt 2 kap. 3 § miljöbalken tillämpas för att bevara artens livsmiljöer och vända den negativa trenden.</w:t>
       </w:r>
     </w:p>
     <w:p>
@@ -165,10 +160,28 @@
         <w:rPr>
           <w:b/>
         </w:rPr>
-        <w:t>Grönsångare (NT, §4)</w:t>
-      </w:r>
-      <w:r>
-        <w:t xml:space="preserve"> är rödlistad som nära hotad (NT) och fridlyst enligt 4§ artskyddsförordningen. Den har minskat med 17 (6–24) % under de senaste 10 åren och minskningstakten för den svenska populationen bedöms vara nära gränsvärdet för Sårbar (VU). (A2b). Arten häckar i högstammig skog, främst lövskog men även i granskog, i regel utan kraftigare undervegetation. Den förekommer i södra och mellersta Sverige samt i Norrlands kustland norrut till Norrbotten. Förekommer dessutom sällsynt i Norrlands inland (SLU Artdatabanken, 2024). Orsaken till grönsångarens nedgång och är oklar varvid det är viktigt att försiktighetsprincipen enligt 2 kap. 3 § miljöbalken tillämpas för att bevara artens livsmiljöer och vända den negativa trenden.</w:t>
+        <w:t xml:space="preserve">Trådticka </w:t>
+      </w:r>
+      <w:r>
+        <w:t xml:space="preserve">är knuten till grova granar i rikare ofta fuktiga miljöer. Den återfinns på både levande och döda träd samt stubbar och nyligen fallna träd. Karaktärsart för äldre fuktiga granskogsbiotoper, och i stor mängd är den en bra signalart för miljöer med andra rödlistade arter. Trådticka är typisk art för </w:t>
+      </w:r>
+      <w:r>
+        <w:rPr>
+          <w:i/>
+        </w:rPr>
+        <w:t xml:space="preserve">9010 Taiga </w:t>
+      </w:r>
+      <w:r>
+        <w:t xml:space="preserve">och </w:t>
+      </w:r>
+      <w:r>
+        <w:rPr>
+          <w:i/>
+        </w:rPr>
+        <w:t xml:space="preserve">9050 Näringsrik granskog </w:t>
+      </w:r>
+      <w:r>
+        <w:t>(SLU Artdatabanken, 2025).</w:t>
       </w:r>
     </w:p>
     <w:p>
@@ -281,56 +294,25 @@
       </w:r>
     </w:p>
     <w:p>
+      <w:pPr>
+        <w:pStyle w:val="Heading1"/>
+      </w:pPr>
+      <w:r>
+        <w:t>EU:s fågeldirektiv</w:t>
+      </w:r>
+    </w:p>
+    <w:p>
+      <w:r>
+        <w:t xml:space="preserve">Europeiska unionens medlemsländer är skyldiga att agera i enlighet med EU:s fågeldirektiv där det uttryckligen står att direktivet gäller för fåglar samt för deras ägg, bon och </w:t>
+      </w:r>
       <w:r>
         <w:rPr>
           <w:b/>
         </w:rPr>
-        <w:t>Tornseglare (VU, §4)</w:t>
-      </w:r>
-      <w:r>
-        <w:t xml:space="preserve"> har minskat med 40 (30–50) % under de senaste 24 åren och minskningstakten överstiger gränsvärdet för sårbar (VU). Tornseglaren är en typisk hålhäckare som numera huvudsakligen är knuten till mänsklig bebyggelse. En mindre andel av beståndet häckar i mer ursprungliga miljöer, i första hand i gamla hackspetthål (främst spillkråkehål) och andra typer av håligheter i träd, men även i klippskrevor. I de inre delarna av de två nordligaste länen (Lappland) häckar den huvudsakligen i ren skogsmiljö, framförallt i gammal gles tallskog. För de tornseglare som häckar i träd i Norrlands inland har situationen sannolikt försämrats till följd av minskad mängd hålträd och av stora arealer tät produktionsskog. När arten förekommer i sluten skog handlar det ofta om skyddsvärda skogsmiljöer med äldre tallskog av naturskogskaraktär (SLU Artdatabanken, 2026; Skogsstyrelsen, 2016).</w:t>
-      </w:r>
-    </w:p>
-    <w:p>
-      <w:r>
-        <w:t>I BILAGA 1 finns mer detaljerad information om ekologi samt krav på livsmiljö hos fridlysta arter.</w:t>
-      </w:r>
-    </w:p>
-    <w:p>
-      <w:pPr>
-        <w:pStyle w:val="Heading2"/>
-      </w:pPr>
-      <w:r>
-        <w:t>Övriga naturvårdsarter</w:t>
-      </w:r>
-    </w:p>
-    <w:p>
-      <w:r>
-        <w:rPr>
-          <w:b/>
-        </w:rPr>
-        <w:t xml:space="preserve">Trådticka </w:t>
-      </w:r>
-      <w:r>
-        <w:t xml:space="preserve">är knuten till grova granar i rikare ofta fuktiga miljöer. Den återfinns på både levande och döda träd samt stubbar och nyligen fallna träd. Karaktärsart för äldre fuktiga granskogsbiotoper, och i stor mängd är den en bra signalart för miljöer med andra rödlistade arter. Trådticka är typisk art för </w:t>
-      </w:r>
-      <w:r>
-        <w:rPr>
-          <w:i/>
-        </w:rPr>
-        <w:t xml:space="preserve">9010 Taiga </w:t>
-      </w:r>
-      <w:r>
-        <w:t xml:space="preserve">och </w:t>
-      </w:r>
-      <w:r>
-        <w:rPr>
-          <w:i/>
-        </w:rPr>
-        <w:t xml:space="preserve">9050 Näringsrik granskog </w:t>
-      </w:r>
-      <w:r>
-        <w:t>(SLU Artdatabanken, 2025).</w:t>
+        <w:t xml:space="preserve">livsmiljöer </w:t>
+      </w:r>
+      <w:r>
+        <w:t>(artikel 1). Vidare att de åtgärder som vidtas inte får leda till en försämring av den nuvarande situationen beträffande bevarandet av de fågelarter som avses i artikel 1 (artikel 13). Fågeldirektivet är styrande för tillsynsansvariga myndigheters ärendehantering, ställningstaganden och beslutsfattande.</w:t>
       </w:r>
     </w:p>
     <w:p>
@@ -1163,7 +1145,7 @@
     <w:r>
       <w:tab/>
       <w:tab/>
-      <w:t>2026-06-20</w:t>
+      <w:t>2026-06-21</w:t>
       <w:br/>
       <w:br/>
     </w:r>

--- a/tillsyn/A 19645-2026 tillsynsbegäran.docx
+++ b/tillsyn/A 19645-2026 tillsynsbegäran.docx
@@ -1145,7 +1145,7 @@
     <w:r>
       <w:tab/>
       <w:tab/>
-      <w:t>2026-06-21</w:t>
+      <w:t>2026-06-22</w:t>
       <w:br/>
       <w:br/>
     </w:r>

--- a/tillsyn/A 19645-2026 tillsynsbegäran.docx
+++ b/tillsyn/A 19645-2026 tillsynsbegäran.docx
@@ -1145,7 +1145,7 @@
     <w:r>
       <w:tab/>
       <w:tab/>
-      <w:t>2026-06-22</w:t>
+      <w:t>2026-06-23</w:t>
       <w:br/>
       <w:br/>
     </w:r>

--- a/tillsyn/A 19645-2026 tillsynsbegäran.docx
+++ b/tillsyn/A 19645-2026 tillsynsbegäran.docx
@@ -1145,7 +1145,7 @@
     <w:r>
       <w:tab/>
       <w:tab/>
-      <w:t>2026-06-23</w:t>
+      <w:t>2026-06-24</w:t>
       <w:br/>
       <w:br/>
     </w:r>

--- a/tillsyn/A 19645-2026 tillsynsbegäran.docx
+++ b/tillsyn/A 19645-2026 tillsynsbegäran.docx
@@ -1145,7 +1145,7 @@
     <w:r>
       <w:tab/>
       <w:tab/>
-      <w:t>2026-06-24</w:t>
+      <w:t>2026-06-25</w:t>
       <w:br/>
       <w:br/>
     </w:r>

--- a/tillsyn/A 19645-2026 tillsynsbegäran.docx
+++ b/tillsyn/A 19645-2026 tillsynsbegäran.docx
@@ -1145,7 +1145,7 @@
     <w:r>
       <w:tab/>
       <w:tab/>
-      <w:t>2026-06-25</w:t>
+      <w:t>2026-06-26</w:t>
       <w:br/>
       <w:br/>
     </w:r>

--- a/tillsyn/A 19645-2026 tillsynsbegäran.docx
+++ b/tillsyn/A 19645-2026 tillsynsbegäran.docx
@@ -1145,7 +1145,7 @@
     <w:r>
       <w:tab/>
       <w:tab/>
-      <w:t>2026-06-26</w:t>
+      <w:t>2026-06-27</w:t>
       <w:br/>
       <w:br/>
     </w:r>

--- a/tillsyn/A 19645-2026 tillsynsbegäran.docx
+++ b/tillsyn/A 19645-2026 tillsynsbegäran.docx
@@ -1145,7 +1145,7 @@
     <w:r>
       <w:tab/>
       <w:tab/>
-      <w:t>2026-06-27</w:t>
+      <w:t>2026-06-28</w:t>
       <w:br/>
       <w:br/>
     </w:r>

--- a/tillsyn/A 19645-2026 tillsynsbegäran.docx
+++ b/tillsyn/A 19645-2026 tillsynsbegäran.docx
@@ -1145,7 +1145,7 @@
     <w:r>
       <w:tab/>
       <w:tab/>
-      <w:t>2026-06-28</w:t>
+      <w:t>2026-06-29</w:t>
       <w:br/>
       <w:br/>
     </w:r>

--- a/tillsyn/A 19645-2026 tillsynsbegäran.docx
+++ b/tillsyn/A 19645-2026 tillsynsbegäran.docx
@@ -1145,7 +1145,7 @@
     <w:r>
       <w:tab/>
       <w:tab/>
-      <w:t>2026-06-29</w:t>
+      <w:t>2026-06-30</w:t>
       <w:br/>
       <w:br/>
     </w:r>

--- a/tillsyn/A 19645-2026 tillsynsbegäran.docx
+++ b/tillsyn/A 19645-2026 tillsynsbegäran.docx
@@ -1145,7 +1145,7 @@
     <w:r>
       <w:tab/>
       <w:tab/>
-      <w:t>2026-06-30</w:t>
+      <w:t>2026-07-01</w:t>
       <w:br/>
       <w:br/>
     </w:r>

--- a/tillsyn/A 19645-2026 tillsynsbegäran.docx
+++ b/tillsyn/A 19645-2026 tillsynsbegäran.docx
@@ -1145,7 +1145,7 @@
     <w:r>
       <w:tab/>
       <w:tab/>
-      <w:t>2026-07-01</w:t>
+      <w:t>2026-07-02</w:t>
       <w:br/>
       <w:br/>
     </w:r>

--- a/tillsyn/A 19645-2026 tillsynsbegäran.docx
+++ b/tillsyn/A 19645-2026 tillsynsbegäran.docx
@@ -1145,7 +1145,7 @@
     <w:r>
       <w:tab/>
       <w:tab/>
-      <w:t>2026-07-13</w:t>
+      <w:t>2026-07-14</w:t>
       <w:br/>
       <w:br/>
     </w:r>

--- a/tillsyn/A 19645-2026 tillsynsbegäran.docx
+++ b/tillsyn/A 19645-2026 tillsynsbegäran.docx
@@ -1145,7 +1145,7 @@
     <w:r>
       <w:tab/>
       <w:tab/>
-      <w:t>2026-07-14</w:t>
+      <w:t>2026-07-15</w:t>
       <w:br/>
       <w:br/>
     </w:r>

--- a/tillsyn/A 19645-2026 tillsynsbegäran.docx
+++ b/tillsyn/A 19645-2026 tillsynsbegäran.docx
@@ -1145,7 +1145,7 @@
     <w:r>
       <w:tab/>
       <w:tab/>
-      <w:t>2026-07-15</w:t>
+      <w:t>2026-07-16</w:t>
       <w:br/>
       <w:br/>
     </w:r>

--- a/tillsyn/A 19645-2026 tillsynsbegäran.docx
+++ b/tillsyn/A 19645-2026 tillsynsbegäran.docx
@@ -1145,7 +1145,7 @@
     <w:r>
       <w:tab/>
       <w:tab/>
-      <w:t>2026-07-16</w:t>
+      <w:t>2026-07-17</w:t>
       <w:br/>
       <w:br/>
     </w:r>

--- a/tillsyn/A 19645-2026 tillsynsbegäran.docx
+++ b/tillsyn/A 19645-2026 tillsynsbegäran.docx
@@ -1145,7 +1145,7 @@
     <w:r>
       <w:tab/>
       <w:tab/>
-      <w:t>2026-07-17</w:t>
+      <w:t>2026-07-18</w:t>
       <w:br/>
       <w:br/>
     </w:r>

--- a/tillsyn/A 19645-2026 tillsynsbegäran.docx
+++ b/tillsyn/A 19645-2026 tillsynsbegäran.docx
@@ -1145,7 +1145,7 @@
     <w:r>
       <w:tab/>
       <w:tab/>
-      <w:t>2026-07-18</w:t>
+      <w:t>2026-07-19</w:t>
       <w:br/>
       <w:br/>
     </w:r>

--- a/tillsyn/A 19645-2026 tillsynsbegäran.docx
+++ b/tillsyn/A 19645-2026 tillsynsbegäran.docx
@@ -1145,7 +1145,7 @@
     <w:r>
       <w:tab/>
       <w:tab/>
-      <w:t>2026-07-19</w:t>
+      <w:t>2026-07-20</w:t>
       <w:br/>
       <w:br/>
     </w:r>

--- a/tillsyn/A 19645-2026 tillsynsbegäran.docx
+++ b/tillsyn/A 19645-2026 tillsynsbegäran.docx
@@ -1145,7 +1145,7 @@
     <w:r>
       <w:tab/>
       <w:tab/>
-      <w:t>2026-07-20</w:t>
+      <w:t>2026-07-21</w:t>
       <w:br/>
       <w:br/>
     </w:r>

--- a/tillsyn/A 19645-2026 tillsynsbegäran.docx
+++ b/tillsyn/A 19645-2026 tillsynsbegäran.docx
@@ -1145,7 +1145,7 @@
     <w:r>
       <w:tab/>
       <w:tab/>
-      <w:t>2026-07-21</w:t>
+      <w:t>2026-07-22</w:t>
       <w:br/>
       <w:br/>
     </w:r>

--- a/tillsyn/A 19645-2026 tillsynsbegäran.docx
+++ b/tillsyn/A 19645-2026 tillsynsbegäran.docx
@@ -1145,7 +1145,7 @@
     <w:r>
       <w:tab/>
       <w:tab/>
-      <w:t>2026-07-22</w:t>
+      <w:t>2026-07-23</w:t>
       <w:br/>
       <w:br/>
     </w:r>

--- a/tillsyn/A 19645-2026 tillsynsbegäran.docx
+++ b/tillsyn/A 19645-2026 tillsynsbegäran.docx
@@ -1145,7 +1145,7 @@
     <w:r>
       <w:tab/>
       <w:tab/>
-      <w:t>2026-07-23</w:t>
+      <w:t>2026-07-24</w:t>
       <w:br/>
       <w:br/>
     </w:r>

--- a/tillsyn/A 19645-2026 tillsynsbegäran.docx
+++ b/tillsyn/A 19645-2026 tillsynsbegäran.docx
@@ -1145,7 +1145,7 @@
     <w:r>
       <w:tab/>
       <w:tab/>
-      <w:t>2026-07-24</w:t>
+      <w:t>2026-07-25</w:t>
       <w:br/>
       <w:br/>
     </w:r>

--- a/tillsyn/A 19645-2026 tillsynsbegäran.docx
+++ b/tillsyn/A 19645-2026 tillsynsbegäran.docx
@@ -1145,7 +1145,7 @@
     <w:r>
       <w:tab/>
       <w:tab/>
-      <w:t>2026-07-25</w:t>
+      <w:t>2026-07-26</w:t>
       <w:br/>
       <w:br/>
     </w:r>

--- a/tillsyn/A 19645-2026 tillsynsbegäran.docx
+++ b/tillsyn/A 19645-2026 tillsynsbegäran.docx
@@ -1145,7 +1145,7 @@
     <w:r>
       <w:tab/>
       <w:tab/>
-      <w:t>2026-07-26</w:t>
+      <w:t>2026-07-27</w:t>
       <w:br/>
       <w:br/>
     </w:r>

--- a/tillsyn/A 19645-2026 tillsynsbegäran.docx
+++ b/tillsyn/A 19645-2026 tillsynsbegäran.docx
@@ -1145,7 +1145,7 @@
     <w:r>
       <w:tab/>
       <w:tab/>
-      <w:t>2026-07-27</w:t>
+      <w:t>2026-07-28</w:t>
       <w:br/>
       <w:br/>
     </w:r>

--- a/tillsyn/A 19645-2026 tillsynsbegäran.docx
+++ b/tillsyn/A 19645-2026 tillsynsbegäran.docx
@@ -1145,7 +1145,7 @@
     <w:r>
       <w:tab/>
       <w:tab/>
-      <w:t>2026-07-28</w:t>
+      <w:t>2026-07-29</w:t>
       <w:br/>
       <w:br/>
     </w:r>

--- a/tillsyn/A 19645-2026 tillsynsbegäran.docx
+++ b/tillsyn/A 19645-2026 tillsynsbegäran.docx
@@ -1145,7 +1145,7 @@
     <w:r>
       <w:tab/>
       <w:tab/>
-      <w:t>2026-07-29</w:t>
+      <w:t>2026-07-30</w:t>
       <w:br/>
       <w:br/>
     </w:r>

--- a/tillsyn/A 19645-2026 tillsynsbegäran.docx
+++ b/tillsyn/A 19645-2026 tillsynsbegäran.docx
@@ -1145,7 +1145,7 @@
     <w:r>
       <w:tab/>
       <w:tab/>
-      <w:t>2026-07-30</w:t>
+      <w:t>2026-07-31</w:t>
       <w:br/>
       <w:br/>
     </w:r>

--- a/tillsyn/A 19645-2026 tillsynsbegäran.docx
+++ b/tillsyn/A 19645-2026 tillsynsbegäran.docx
@@ -1145,7 +1145,7 @@
     <w:r>
       <w:tab/>
       <w:tab/>
-      <w:t>2026-07-31</w:t>
+      <w:t>2026-08-01</w:t>
       <w:br/>
       <w:br/>
     </w:r>

--- a/tillsyn/A 19645-2026 tillsynsbegäran.docx
+++ b/tillsyn/A 19645-2026 tillsynsbegäran.docx
@@ -1145,7 +1145,7 @@
     <w:r>
       <w:tab/>
       <w:tab/>
-      <w:t>2026-08-01</w:t>
+      <w:t>2026-08-02</w:t>
       <w:br/>
       <w:br/>
     </w:r>

--- a/tillsyn/A 19645-2026 tillsynsbegäran.docx
+++ b/tillsyn/A 19645-2026 tillsynsbegäran.docx
@@ -1145,7 +1145,7 @@
     <w:r>
       <w:tab/>
       <w:tab/>
-      <w:t>2026-08-02</w:t>
+      <w:t>2026-08-03</w:t>
       <w:br/>
       <w:br/>
     </w:r>

--- a/tillsyn/A 19645-2026 tillsynsbegäran.docx
+++ b/tillsyn/A 19645-2026 tillsynsbegäran.docx
@@ -1145,7 +1145,7 @@
     <w:r>
       <w:tab/>
       <w:tab/>
-      <w:t>2026-08-03</w:t>
+      <w:t>2026-08-05</w:t>
       <w:br/>
       <w:br/>
     </w:r>

--- a/tillsyn/A 19645-2026 tillsynsbegäran.docx
+++ b/tillsyn/A 19645-2026 tillsynsbegäran.docx
@@ -1145,7 +1145,7 @@
     <w:r>
       <w:tab/>
       <w:tab/>
-      <w:t>2026-08-05</w:t>
+      <w:t>2026-08-07</w:t>
       <w:br/>
       <w:br/>
     </w:r>

--- a/tillsyn/A 19645-2026 tillsynsbegäran.docx
+++ b/tillsyn/A 19645-2026 tillsynsbegäran.docx
@@ -1145,7 +1145,7 @@
     <w:r>
       <w:tab/>
       <w:tab/>
-      <w:t>2026-08-07</w:t>
+      <w:t>2026-08-08</w:t>
       <w:br/>
       <w:br/>
     </w:r>

--- a/tillsyn/A 19645-2026 tillsynsbegäran.docx
+++ b/tillsyn/A 19645-2026 tillsynsbegäran.docx
@@ -60,7 +60,7 @@
         <w:spacing w:after="240"/>
       </w:pPr>
       <w:r>
-        <w:t>Figur 1. Fyndplatser för naturvårdsarter i avverkningsanmälan. Markörer utan svart kant är placerade på fyndplatsen. Markörer med svart kant är placerade vid sidan av fyndplatsen har ett svart streck som visar fyndplatsens exakta position. Kartans mittpunktskoordinat är N 6631049, E 498542 i SWEREF 99 TM.</w:t>
+        <w:t>Figur 1. Fyndplatser för naturvårdsarter i avverkningsanmälan. Markörer utan svart kant är placerade på fyndplatsen. Markörer med svart kant är placerade vid sidan av fyndplatsen och har ett svart streck som visar fyndplatsens exakta position. Kartans mittpunktskoordinat är N 6631049, E 498542 i SWEREF 99 TM.</w:t>
       </w:r>
     </w:p>
     <w:p>
@@ -1145,7 +1145,7 @@
     <w:r>
       <w:tab/>
       <w:tab/>
-      <w:t>2026-08-14</w:t>
+      <w:t>2026-08-15</w:t>
       <w:br/>
       <w:br/>
     </w:r>

--- a/tillsyn/A 19645-2026 tillsynsbegäran.docx
+++ b/tillsyn/A 19645-2026 tillsynsbegäran.docx
@@ -1145,7 +1145,7 @@
     <w:r>
       <w:tab/>
       <w:tab/>
-      <w:t>2026-08-15</w:t>
+      <w:t>2026-08-16</w:t>
       <w:br/>
       <w:br/>
     </w:r>

--- a/tillsyn/A 19645-2026 tillsynsbegäran.docx
+++ b/tillsyn/A 19645-2026 tillsynsbegäran.docx
@@ -1145,7 +1145,7 @@
     <w:r>
       <w:tab/>
       <w:tab/>
-      <w:t>2026-08-16</w:t>
+      <w:t>2026-08-17</w:t>
       <w:br/>
       <w:br/>
     </w:r>

--- a/tillsyn/A 19645-2026 tillsynsbegäran.docx
+++ b/tillsyn/A 19645-2026 tillsynsbegäran.docx
@@ -1145,7 +1145,7 @@
     <w:r>
       <w:tab/>
       <w:tab/>
-      <w:t>2026-08-17</w:t>
+      <w:t>2026-08-18</w:t>
       <w:br/>
       <w:br/>
     </w:r>

--- a/tillsyn/A 19645-2026 tillsynsbegäran.docx
+++ b/tillsyn/A 19645-2026 tillsynsbegäran.docx
@@ -1145,7 +1145,7 @@
     <w:r>
       <w:tab/>
       <w:tab/>
-      <w:t>2026-08-18</w:t>
+      <w:t>2026-08-19</w:t>
       <w:br/>
       <w:br/>
     </w:r>

--- a/tillsyn/A 19645-2026 tillsynsbegäran.docx
+++ b/tillsyn/A 19645-2026 tillsynsbegäran.docx
@@ -1145,7 +1145,7 @@
     <w:r>
       <w:tab/>
       <w:tab/>
-      <w:t>2026-08-19</w:t>
+      <w:t>2026-08-20</w:t>
       <w:br/>
       <w:br/>
     </w:r>

--- a/tillsyn/A 19645-2026 tillsynsbegäran.docx
+++ b/tillsyn/A 19645-2026 tillsynsbegäran.docx
@@ -1145,7 +1145,7 @@
     <w:r>
       <w:tab/>
       <w:tab/>
-      <w:t>2026-08-20</w:t>
+      <w:t>2026-08-21</w:t>
       <w:br/>
       <w:br/>
     </w:r>

--- a/tillsyn/A 19645-2026 tillsynsbegäran.docx
+++ b/tillsyn/A 19645-2026 tillsynsbegäran.docx
@@ -1145,7 +1145,7 @@
     <w:r>
       <w:tab/>
       <w:tab/>
-      <w:t>2026-08-21</w:t>
+      <w:t>2026-08-22</w:t>
       <w:br/>
       <w:br/>
     </w:r>

--- a/tillsyn/A 19645-2026 tillsynsbegäran.docx
+++ b/tillsyn/A 19645-2026 tillsynsbegäran.docx
@@ -1145,7 +1145,7 @@
     <w:r>
       <w:tab/>
       <w:tab/>
-      <w:t>2026-08-22</w:t>
+      <w:t>2026-08-23</w:t>
       <w:br/>
       <w:br/>
     </w:r>

--- a/tillsyn/A 19645-2026 tillsynsbegäran.docx
+++ b/tillsyn/A 19645-2026 tillsynsbegäran.docx
@@ -1145,7 +1145,7 @@
     <w:r>
       <w:tab/>
       <w:tab/>
-      <w:t>2026-08-23</w:t>
+      <w:t>2026-08-24</w:t>
       <w:br/>
       <w:br/>
     </w:r>

--- a/tillsyn/A 19645-2026 tillsynsbegäran.docx
+++ b/tillsyn/A 19645-2026 tillsynsbegäran.docx
@@ -1145,7 +1145,7 @@
     <w:r>
       <w:tab/>
       <w:tab/>
-      <w:t>2026-08-24</w:t>
+      <w:t>2026-08-25</w:t>
       <w:br/>
       <w:br/>
     </w:r>

--- a/tillsyn/A 19645-2026 tillsynsbegäran.docx
+++ b/tillsyn/A 19645-2026 tillsynsbegäran.docx
@@ -1145,7 +1145,7 @@
     <w:r>
       <w:tab/>
       <w:tab/>
-      <w:t>2026-08-25</w:t>
+      <w:t>2026-08-26</w:t>
       <w:br/>
       <w:br/>
     </w:r>

--- a/tillsyn/A 19645-2026 tillsynsbegäran.docx
+++ b/tillsyn/A 19645-2026 tillsynsbegäran.docx
@@ -1145,7 +1145,7 @@
     <w:r>
       <w:tab/>
       <w:tab/>
-      <w:t>2026-08-26</w:t>
+      <w:t>2026-08-27</w:t>
       <w:br/>
       <w:br/>
     </w:r>

--- a/tillsyn/A 19645-2026 tillsynsbegäran.docx
+++ b/tillsyn/A 19645-2026 tillsynsbegäran.docx
@@ -1145,7 +1145,7 @@
     <w:r>
       <w:tab/>
       <w:tab/>
-      <w:t>2026-08-27</w:t>
+      <w:t>2026-08-28</w:t>
       <w:br/>
       <w:br/>
     </w:r>

--- a/tillsyn/A 19645-2026 tillsynsbegäran.docx
+++ b/tillsyn/A 19645-2026 tillsynsbegäran.docx
@@ -1145,7 +1145,7 @@
     <w:r>
       <w:tab/>
       <w:tab/>
-      <w:t>2026-08-28</w:t>
+      <w:t>2026-08-29</w:t>
       <w:br/>
       <w:br/>
     </w:r>

--- a/tillsyn/A 19645-2026 tillsynsbegäran.docx
+++ b/tillsyn/A 19645-2026 tillsynsbegäran.docx
@@ -1145,7 +1145,7 @@
     <w:r>
       <w:tab/>
       <w:tab/>
-      <w:t>2026-08-29</w:t>
+      <w:t>2026-08-31</w:t>
       <w:br/>
       <w:br/>
     </w:r>

--- a/tillsyn/A 19645-2026 tillsynsbegäran.docx
+++ b/tillsyn/A 19645-2026 tillsynsbegäran.docx
@@ -1145,7 +1145,7 @@
     <w:r>
       <w:tab/>
       <w:tab/>
-      <w:t>2026-08-31</w:t>
+      <w:t>2026-09-01</w:t>
       <w:br/>
       <w:br/>
     </w:r>

--- a/tillsyn/A 19645-2026 tillsynsbegäran.docx
+++ b/tillsyn/A 19645-2026 tillsynsbegäran.docx
@@ -1145,7 +1145,7 @@
     <w:r>
       <w:tab/>
       <w:tab/>
-      <w:t>2026-09-01</w:t>
+      <w:t>2026-09-02</w:t>
       <w:br/>
       <w:br/>
     </w:r>

--- a/tillsyn/A 19645-2026 tillsynsbegäran.docx
+++ b/tillsyn/A 19645-2026 tillsynsbegäran.docx
@@ -1145,7 +1145,7 @@
     <w:r>
       <w:tab/>
       <w:tab/>
-      <w:t>2026-09-02</w:t>
+      <w:t>2026-09-03</w:t>
       <w:br/>
       <w:br/>
     </w:r>

--- a/tillsyn/A 19645-2026 tillsynsbegäran.docx
+++ b/tillsyn/A 19645-2026 tillsynsbegäran.docx
@@ -1145,7 +1145,7 @@
     <w:r>
       <w:tab/>
       <w:tab/>
-      <w:t>2026-09-03</w:t>
+      <w:t>2026-09-04</w:t>
       <w:br/>
       <w:br/>
     </w:r>

--- a/tillsyn/A 19645-2026 tillsynsbegäran.docx
+++ b/tillsyn/A 19645-2026 tillsynsbegäran.docx
@@ -1145,7 +1145,7 @@
     <w:r>
       <w:tab/>
       <w:tab/>
-      <w:t>2026-09-04</w:t>
+      <w:t>2026-09-05</w:t>
       <w:br/>
       <w:br/>
     </w:r>
